--- a/fase2/Evidencias Proyecto/Evidencias Documentación/Sprint 3/SPRINT REVIEW 3.docx
+++ b/fase2/Evidencias Proyecto/Evidencias Documentación/Sprint 3/SPRINT REVIEW 3.docx
@@ -129,7 +129,17 @@
           <w:lang w:val="es-ES"/>
         </w:rPr>
         <w:br/>
-        <w:t>Product Owner: Diego Ramírez</w:t>
+        <w:t xml:space="preserve">Product Owner: Diego </w:t>
+      </w:r>
+      <w:r>
+        <w:rPr>
+          <w:rFonts w:asciiTheme="majorHAnsi" w:eastAsiaTheme="majorEastAsia" w:hAnsiTheme="majorHAnsi" w:cstheme="majorBidi"/>
+          <w:color w:val="0F4761" w:themeColor="accent1" w:themeShade="BF"/>
+          <w:sz w:val="28"/>
+          <w:szCs w:val="28"/>
+          <w:lang w:val="es-ES"/>
+        </w:rPr>
+        <w:t>Valenzuela</w:t>
       </w:r>
       <w:r>
         <w:rPr>
@@ -1823,7 +1833,6 @@
   <w:style w:type="character" w:default="1" w:styleId="Fuentedeprrafopredeter">
     <w:name w:val="Default Paragraph Font"/>
     <w:uiPriority w:val="1"/>
-    <w:semiHidden/>
     <w:unhideWhenUsed/>
   </w:style>
   <w:style w:type="table" w:default="1" w:styleId="Tablanormal">

--- a/fase2/Evidencias Proyecto/Evidencias Documentación/Sprint 3/SPRINT REVIEW 3.docx
+++ b/fase2/Evidencias Proyecto/Evidencias Documentación/Sprint 3/SPRINT REVIEW 3.docx
@@ -1,410 +1,320 @@
 
 <file path=word/document.xml><?xml version="1.0" encoding="utf-8"?>
-<w:document xmlns:wpc="http://schemas.microsoft.com/office/word/2010/wordprocessingCanvas" xmlns:cx="http://schemas.microsoft.com/office/drawing/2014/chartex" xmlns:cx1="http://schemas.microsoft.com/office/drawing/2015/9/8/chartex" xmlns:cx2="http://schemas.microsoft.com/office/drawing/2015/10/21/chartex" xmlns:cx3="http://schemas.microsoft.com/office/drawing/2016/5/9/chartex" xmlns:cx4="http://schemas.microsoft.com/office/drawing/2016/5/10/chartex" xmlns:cx5="http://schemas.microsoft.com/office/drawing/2016/5/11/chartex" xmlns:cx6="http://schemas.microsoft.com/office/drawing/2016/5/12/chartex" xmlns:cx7="http://schemas.microsoft.com/office/drawing/2016/5/13/chartex" xmlns:cx8="http://schemas.microsoft.com/office/drawing/2016/5/14/chartex" xmlns:mc="http://schemas.openxmlformats.org/markup-compatibility/2006" xmlns:aink="http://schemas.microsoft.com/office/drawing/2016/ink" xmlns:am3d="http://schemas.microsoft.com/office/drawing/2017/model3d" xmlns:o="urn:schemas-microsoft-com:office:office" xmlns:oel="http://schemas.microsoft.com/office/2019/extlst" xmlns:r="http://schemas.openxmlformats.org/officeDocument/2006/relationships" xmlns:m="http://schemas.openxmlformats.org/officeDocument/2006/math" xmlns:v="urn:schemas-microsoft-com:vml" xmlns:wp14="http://schemas.microsoft.com/office/word/2010/wordprocessingDrawing" xmlns:wp="http://schemas.openxmlformats.org/drawingml/2006/wordprocessingDrawing" xmlns:w10="urn:schemas-microsoft-com:office:word" xmlns:w="http://schemas.openxmlformats.org/wordprocessingml/2006/main" xmlns:w14="http://schemas.microsoft.com/office/word/2010/wordml" xmlns:w15="http://schemas.microsoft.com/office/word/2012/wordml" xmlns:w16cex="http://schemas.microsoft.com/office/word/2018/wordml/cex" xmlns:w16cid="http://schemas.microsoft.com/office/word/2016/wordml/cid" xmlns:w16="http://schemas.microsoft.com/office/word/2018/wordml" xmlns:w16du="http://schemas.microsoft.com/office/word/2023/wordml/word16du" xmlns:w16sdtdh="http://schemas.microsoft.com/office/word/2020/wordml/sdtdatahash" xmlns:w16sdtfl="http://schemas.microsoft.com/office/word/2024/wordml/sdtformatlock" xmlns:w16se="http://schemas.microsoft.com/office/word/2015/wordml/symex" xmlns:wpg="http://schemas.microsoft.com/office/word/2010/wordprocessingGroup" xmlns:wpi="http://schemas.microsoft.com/office/word/2010/wordprocessingInk" xmlns:wne="http://schemas.microsoft.com/office/word/2006/wordml" xmlns:wps="http://schemas.microsoft.com/office/word/2010/wordprocessingShape" mc:Ignorable="w14 w15 w16se w16cid w16 w16cex w16sdtdh w16sdtfl w16du wp14">
+<w:document xmlns:mc="http://schemas.openxmlformats.org/markup-compatibility/2006" xmlns:o="urn:schemas-microsoft-com:office:office" xmlns:r="http://schemas.openxmlformats.org/officeDocument/2006/relationships" xmlns:m="http://schemas.openxmlformats.org/officeDocument/2006/math" xmlns:v="urn:schemas-microsoft-com:vml" xmlns:wp="http://schemas.openxmlformats.org/drawingml/2006/wordprocessingDrawing" xmlns:w10="urn:schemas-microsoft-com:office:word" xmlns:w="http://schemas.openxmlformats.org/wordprocessingml/2006/main" xmlns:wne="http://schemas.microsoft.com/office/word/2006/wordml" xmlns:sl="http://schemas.openxmlformats.org/schemaLibrary/2006/main" xmlns:a="http://schemas.openxmlformats.org/drawingml/2006/main" xmlns:pic="http://schemas.openxmlformats.org/drawingml/2006/picture" xmlns:c="http://schemas.openxmlformats.org/drawingml/2006/chart" xmlns:lc="http://schemas.openxmlformats.org/drawingml/2006/lockedCanvas" xmlns:dgm="http://schemas.openxmlformats.org/drawingml/2006/diagram" xmlns:wps="http://schemas.microsoft.com/office/word/2010/wordprocessingShape" xmlns:wpg="http://schemas.microsoft.com/office/word/2010/wordprocessingGroup" xmlns:w14="http://schemas.microsoft.com/office/word/2010/wordml" xmlns:w15="http://schemas.microsoft.com/office/word/2012/wordml" xmlns:w16="http://schemas.microsoft.com/office/word/2018/wordml" xmlns:w16cex="http://schemas.microsoft.com/office/word/2018/wordml/cex" xmlns:w16cid="http://schemas.microsoft.com/office/word/2016/wordml/cid" xmlns="http://schemas.microsoft.com/office/tasks/2019/documenttasks" xmlns:cr="http://schemas.microsoft.com/office/comments/2020/reactions">
   <w:body>
     <w:p>
       <w:pPr>
         <w:rPr>
-          <w:rFonts w:asciiTheme="majorHAnsi" w:eastAsiaTheme="majorEastAsia" w:hAnsiTheme="majorHAnsi" w:cstheme="majorBidi"/>
-          <w:b/>
-          <w:bCs/>
-          <w:color w:val="0F4761" w:themeColor="accent1" w:themeShade="BF"/>
+          <w:rFonts w:ascii="Play" w:cs="Play" w:eastAsia="Play" w:hAnsi="Play"/>
+          <w:b w:val="1"/>
+          <w:bCs w:val="1"/>
+          <w:color w:val="0f4761"/>
           <w:sz w:val="36"/>
           <w:szCs w:val="36"/>
-          <w:lang w:val="es-ES"/>
         </w:rPr>
       </w:pPr>
       <w:r>
         <w:rPr>
-          <w:rFonts w:asciiTheme="majorHAnsi" w:eastAsiaTheme="majorEastAsia" w:hAnsiTheme="majorHAnsi" w:cstheme="majorBidi"/>
-          <w:b/>
-          <w:bCs/>
-          <w:color w:val="0F4761" w:themeColor="accent1" w:themeShade="BF"/>
+          <w:rFonts w:ascii="Play" w:cs="Play" w:eastAsia="Play" w:hAnsi="Play"/>
+          <w:b w:val="1"/>
+          <w:bCs w:val="1"/>
+          <w:color w:val="0f4761"/>
           <w:sz w:val="36"/>
           <w:szCs w:val="36"/>
-          <w:lang w:val="es-ES"/>
-        </w:rPr>
-        <w:t>SPRINT REVIEW 3</w:t>
+          <w:rtl w:val="0"/>
+        </w:rPr>
+        <w:t xml:space="preserve">SPRINT REVIEW 3</w:t>
       </w:r>
     </w:p>
     <w:p>
       <w:pPr>
         <w:rPr>
-          <w:rFonts w:asciiTheme="majorHAnsi" w:eastAsiaTheme="majorEastAsia" w:hAnsiTheme="majorHAnsi" w:cstheme="majorBidi"/>
-          <w:color w:val="0F4761" w:themeColor="accent1" w:themeShade="BF"/>
+          <w:rFonts w:ascii="Play" w:cs="Play" w:eastAsia="Play" w:hAnsi="Play"/>
+          <w:color w:val="0f4761"/>
           <w:sz w:val="28"/>
           <w:szCs w:val="28"/>
-          <w:lang w:val="es-ES"/>
         </w:rPr>
       </w:pPr>
       <w:r>
         <w:rPr>
-          <w:rFonts w:asciiTheme="majorHAnsi" w:eastAsiaTheme="majorEastAsia" w:hAnsiTheme="majorHAnsi" w:cstheme="majorBidi"/>
-          <w:b/>
-          <w:bCs/>
-          <w:color w:val="0F4761" w:themeColor="accent1" w:themeShade="BF"/>
+          <w:rFonts w:ascii="Play" w:cs="Play" w:eastAsia="Play" w:hAnsi="Play"/>
+          <w:b w:val="1"/>
+          <w:bCs w:val="1"/>
+          <w:color w:val="0f4761"/>
           <w:sz w:val="36"/>
           <w:szCs w:val="36"/>
-          <w:lang w:val="es-ES"/>
-        </w:rPr>
-        <w:t>Información General</w:t>
+          <w:rtl w:val="0"/>
+        </w:rPr>
+        <w:t xml:space="preserve">Información General</w:t>
       </w:r>
       <w:r>
         <w:rPr>
-          <w:rFonts w:asciiTheme="majorHAnsi" w:eastAsiaTheme="majorEastAsia" w:hAnsiTheme="majorHAnsi" w:cstheme="majorBidi"/>
-          <w:color w:val="0F4761" w:themeColor="accent1" w:themeShade="BF"/>
+          <w:rFonts w:ascii="Play" w:cs="Play" w:eastAsia="Play" w:hAnsi="Play"/>
+          <w:color w:val="0f4761"/>
           <w:sz w:val="36"/>
           <w:szCs w:val="36"/>
-          <w:lang w:val="es-ES"/>
-        </w:rPr>
-        <w:br/>
+          <w:rtl w:val="0"/>
+        </w:rPr>
+        <w:br w:type="textWrapping"/>
       </w:r>
       <w:r>
         <w:rPr>
-          <w:rFonts w:asciiTheme="majorHAnsi" w:eastAsiaTheme="majorEastAsia" w:hAnsiTheme="majorHAnsi" w:cstheme="majorBidi"/>
-          <w:color w:val="0F4761" w:themeColor="accent1" w:themeShade="BF"/>
+          <w:rFonts w:ascii="Play" w:cs="Play" w:eastAsia="Play" w:hAnsi="Play"/>
+          <w:color w:val="0f4761"/>
           <w:sz w:val="28"/>
           <w:szCs w:val="28"/>
-          <w:lang w:val="es-ES"/>
-        </w:rPr>
-        <w:t>Proyecto: EventRadar</w:t>
-      </w:r>
-      <w:r>
-        <w:rPr>
-          <w:rFonts w:asciiTheme="majorHAnsi" w:eastAsiaTheme="majorEastAsia" w:hAnsiTheme="majorHAnsi" w:cstheme="majorBidi"/>
-          <w:color w:val="0F4761" w:themeColor="accent1" w:themeShade="BF"/>
-          <w:sz w:val="28"/>
-          <w:szCs w:val="28"/>
-          <w:lang w:val="es-ES"/>
-        </w:rPr>
-        <w:br/>
-        <w:t>Sprint N°: 3</w:t>
-      </w:r>
-      <w:r>
-        <w:rPr>
-          <w:rFonts w:asciiTheme="majorHAnsi" w:eastAsiaTheme="majorEastAsia" w:hAnsiTheme="majorHAnsi" w:cstheme="majorBidi"/>
-          <w:color w:val="0F4761" w:themeColor="accent1" w:themeShade="BF"/>
-          <w:sz w:val="28"/>
-          <w:szCs w:val="28"/>
-          <w:lang w:val="es-ES"/>
-        </w:rPr>
-        <w:br/>
-        <w:t>Fecha: 31/10/2025</w:t>
-      </w:r>
-      <w:r>
-        <w:rPr>
-          <w:rFonts w:asciiTheme="majorHAnsi" w:eastAsiaTheme="majorEastAsia" w:hAnsiTheme="majorHAnsi" w:cstheme="majorBidi"/>
-          <w:color w:val="0F4761" w:themeColor="accent1" w:themeShade="BF"/>
-          <w:sz w:val="28"/>
-          <w:szCs w:val="28"/>
-          <w:lang w:val="es-ES"/>
-        </w:rPr>
-        <w:br/>
-        <w:t xml:space="preserve">Scrum </w:t>
-      </w:r>
-      <w:r>
-        <w:rPr>
-          <w:sz w:val="28"/>
-          <w:szCs w:val="28"/>
-          <w:lang w:val="es-ES"/>
-        </w:rPr>
-        <w:t>Máster</w:t>
-      </w:r>
-      <w:r>
-        <w:rPr>
-          <w:rFonts w:asciiTheme="majorHAnsi" w:eastAsiaTheme="majorEastAsia" w:hAnsiTheme="majorHAnsi" w:cstheme="majorBidi"/>
-          <w:color w:val="0F4761" w:themeColor="accent1" w:themeShade="BF"/>
-          <w:sz w:val="28"/>
-          <w:szCs w:val="28"/>
-          <w:lang w:val="es-ES"/>
-        </w:rPr>
-        <w:t>: Iván Díaz</w:t>
-      </w:r>
-      <w:r>
-        <w:rPr>
-          <w:rFonts w:asciiTheme="majorHAnsi" w:eastAsiaTheme="majorEastAsia" w:hAnsiTheme="majorHAnsi" w:cstheme="majorBidi"/>
-          <w:color w:val="0F4761" w:themeColor="accent1" w:themeShade="BF"/>
-          <w:sz w:val="28"/>
-          <w:szCs w:val="28"/>
-          <w:lang w:val="es-ES"/>
-        </w:rPr>
-        <w:br/>
-        <w:t xml:space="preserve">Product Owner: Diego </w:t>
-      </w:r>
-      <w:r>
-        <w:rPr>
-          <w:rFonts w:asciiTheme="majorHAnsi" w:eastAsiaTheme="majorEastAsia" w:hAnsiTheme="majorHAnsi" w:cstheme="majorBidi"/>
-          <w:color w:val="0F4761" w:themeColor="accent1" w:themeShade="BF"/>
-          <w:sz w:val="28"/>
-          <w:szCs w:val="28"/>
-          <w:lang w:val="es-ES"/>
-        </w:rPr>
-        <w:t>Valenzuela</w:t>
-      </w:r>
-      <w:r>
-        <w:rPr>
-          <w:rFonts w:asciiTheme="majorHAnsi" w:eastAsiaTheme="majorEastAsia" w:hAnsiTheme="majorHAnsi" w:cstheme="majorBidi"/>
-          <w:color w:val="0F4761" w:themeColor="accent1" w:themeShade="BF"/>
-          <w:sz w:val="28"/>
-          <w:szCs w:val="28"/>
-          <w:lang w:val="es-ES"/>
-        </w:rPr>
-        <w:br/>
-        <w:t xml:space="preserve">Equipo de Desarrollo: Iván Díaz, Alejandro </w:t>
-      </w:r>
-      <w:r>
-        <w:rPr>
-          <w:rFonts w:asciiTheme="majorHAnsi" w:eastAsiaTheme="majorEastAsia" w:hAnsiTheme="majorHAnsi" w:cstheme="majorBidi"/>
-          <w:color w:val="0F4761" w:themeColor="accent1" w:themeShade="BF"/>
-          <w:sz w:val="28"/>
-          <w:szCs w:val="28"/>
-          <w:lang w:val="es-ES"/>
-        </w:rPr>
-        <w:t>Troncoso</w:t>
+          <w:rtl w:val="0"/>
+        </w:rPr>
+        <w:t xml:space="preserve">Proyecto: EventRadar</w:t>
+        <w:br w:type="textWrapping"/>
+        <w:t xml:space="preserve">Sprint N°: 3</w:t>
+        <w:br w:type="textWrapping"/>
+        <w:t xml:space="preserve">Fecha: 22/09/2025</w:t>
+        <w:br w:type="textWrapping"/>
+        <w:t xml:space="preserve">Scrum Máster: Iván Díaz</w:t>
+        <w:br w:type="textWrapping"/>
+        <w:t xml:space="preserve">Product Owner: Diego Valenzuela </w:t>
+        <w:br w:type="textWrapping"/>
+        <w:t xml:space="preserve">Equipo de Desarrollo: Iván Díaz, Alejandro Troncoso</w:t>
       </w:r>
     </w:p>
     <w:p>
       <w:pPr>
         <w:rPr>
-          <w:rFonts w:asciiTheme="majorHAnsi" w:eastAsiaTheme="majorEastAsia" w:hAnsiTheme="majorHAnsi" w:cstheme="majorBidi"/>
-          <w:b/>
-          <w:bCs/>
-          <w:color w:val="0F4761" w:themeColor="accent1" w:themeShade="BF"/>
+          <w:rFonts w:ascii="Play" w:cs="Play" w:eastAsia="Play" w:hAnsi="Play"/>
+          <w:b w:val="1"/>
+          <w:bCs w:val="1"/>
+          <w:color w:val="0f4761"/>
           <w:sz w:val="36"/>
           <w:szCs w:val="36"/>
-          <w:lang w:val="es-ES"/>
         </w:rPr>
       </w:pPr>
       <w:r>
         <w:rPr>
-          <w:rFonts w:asciiTheme="majorHAnsi" w:eastAsiaTheme="majorEastAsia" w:hAnsiTheme="majorHAnsi" w:cstheme="majorBidi"/>
-          <w:b/>
-          <w:bCs/>
-          <w:color w:val="0F4761" w:themeColor="accent1" w:themeShade="BF"/>
+          <w:rFonts w:ascii="Play" w:cs="Play" w:eastAsia="Play" w:hAnsi="Play"/>
+          <w:b w:val="1"/>
+          <w:bCs w:val="1"/>
+          <w:color w:val="0f4761"/>
           <w:sz w:val="36"/>
           <w:szCs w:val="36"/>
-          <w:lang w:val="es-ES"/>
-        </w:rPr>
-        <w:t>Objetivos del Sprint</w:t>
+          <w:rtl w:val="0"/>
+        </w:rPr>
+        <w:t xml:space="preserve">Objetivos del Sprint</w:t>
       </w:r>
     </w:p>
     <w:p>
       <w:pPr>
         <w:rPr>
-          <w:rFonts w:asciiTheme="majorHAnsi" w:eastAsiaTheme="majorEastAsia" w:hAnsiTheme="majorHAnsi" w:cstheme="majorBidi"/>
-          <w:color w:val="0F4761" w:themeColor="accent1" w:themeShade="BF"/>
+          <w:rFonts w:ascii="Play" w:cs="Play" w:eastAsia="Play" w:hAnsi="Play"/>
+          <w:color w:val="0f4761"/>
           <w:sz w:val="28"/>
           <w:szCs w:val="28"/>
-          <w:lang w:val="es-ES"/>
         </w:rPr>
       </w:pPr>
       <w:r>
         <w:rPr>
           <w:sz w:val="28"/>
           <w:szCs w:val="28"/>
-          <w:lang w:val="es-ES"/>
+          <w:rtl w:val="0"/>
         </w:rPr>
         <w:t xml:space="preserve"> I</w:t>
       </w:r>
       <w:r>
         <w:rPr>
-          <w:rFonts w:asciiTheme="majorHAnsi" w:eastAsiaTheme="majorEastAsia" w:hAnsiTheme="majorHAnsi" w:cstheme="majorBidi"/>
-          <w:color w:val="0F4761" w:themeColor="accent1" w:themeShade="BF"/>
+          <w:rFonts w:ascii="Play" w:cs="Play" w:eastAsia="Play" w:hAnsi="Play"/>
+          <w:color w:val="0f4761"/>
           <w:sz w:val="28"/>
           <w:szCs w:val="28"/>
-          <w:lang w:val="es-ES"/>
-        </w:rPr>
-        <w:t>mplementar notificaciones push web y móvil.</w:t>
+          <w:rtl w:val="0"/>
+        </w:rPr>
+        <w:t xml:space="preserve">mplementar notificaciones push web y móvil.</w:t>
       </w:r>
     </w:p>
     <w:p>
       <w:pPr>
         <w:rPr>
-          <w:rFonts w:asciiTheme="majorHAnsi" w:eastAsiaTheme="majorEastAsia" w:hAnsiTheme="majorHAnsi" w:cstheme="majorBidi"/>
-          <w:color w:val="0F4761" w:themeColor="accent1" w:themeShade="BF"/>
+          <w:rFonts w:ascii="Play" w:cs="Play" w:eastAsia="Play" w:hAnsi="Play"/>
+          <w:color w:val="0f4761"/>
           <w:sz w:val="28"/>
           <w:szCs w:val="28"/>
-          <w:lang w:val="es-ES"/>
         </w:rPr>
       </w:pPr>
       <w:r>
         <w:rPr>
-          <w:rFonts w:asciiTheme="majorHAnsi" w:eastAsiaTheme="majorEastAsia" w:hAnsiTheme="majorHAnsi" w:cstheme="majorBidi"/>
-          <w:color w:val="0F4761" w:themeColor="accent1" w:themeShade="BF"/>
+          <w:rFonts w:ascii="Play" w:cs="Play" w:eastAsia="Play" w:hAnsi="Play"/>
+          <w:color w:val="0f4761"/>
           <w:sz w:val="28"/>
           <w:szCs w:val="28"/>
-          <w:lang w:val="es-ES"/>
-        </w:rPr>
-        <w:t>Agregar validación geográfica con API Nominatim.</w:t>
+          <w:rtl w:val="0"/>
+        </w:rPr>
+        <w:t xml:space="preserve">Agregar validación geográfica con API Nominatim.</w:t>
       </w:r>
     </w:p>
     <w:p>
       <w:pPr>
         <w:rPr>
-          <w:rFonts w:asciiTheme="majorHAnsi" w:eastAsiaTheme="majorEastAsia" w:hAnsiTheme="majorHAnsi" w:cstheme="majorBidi"/>
-          <w:color w:val="0F4761" w:themeColor="accent1" w:themeShade="BF"/>
+          <w:rFonts w:ascii="Play" w:cs="Play" w:eastAsia="Play" w:hAnsi="Play"/>
+          <w:color w:val="0f4761"/>
           <w:sz w:val="28"/>
           <w:szCs w:val="28"/>
-          <w:lang w:val="es-ES"/>
         </w:rPr>
       </w:pPr>
       <w:r>
         <w:rPr>
-          <w:rFonts w:asciiTheme="majorHAnsi" w:eastAsiaTheme="majorEastAsia" w:hAnsiTheme="majorHAnsi" w:cstheme="majorBidi"/>
-          <w:color w:val="0F4761" w:themeColor="accent1" w:themeShade="BF"/>
+          <w:rFonts w:ascii="Play" w:cs="Play" w:eastAsia="Play" w:hAnsi="Play"/>
+          <w:color w:val="0f4761"/>
           <w:sz w:val="28"/>
           <w:szCs w:val="28"/>
-          <w:lang w:val="es-ES"/>
-        </w:rPr>
-        <w:t>Crear centro de notificaciones in-app.</w:t>
+          <w:rtl w:val="0"/>
+        </w:rPr>
+        <w:t xml:space="preserve">Crear centro de notificaciones in-app.</w:t>
       </w:r>
     </w:p>
     <w:tbl>
       <w:tblPr>
-        <w:tblpPr w:leftFromText="141" w:rightFromText="141" w:vertAnchor="text" w:horzAnchor="margin" w:tblpY="918"/>
-        <w:tblW w:w="0" w:type="auto"/>
-        <w:tblCellSpacing w:w="15" w:type="dxa"/>
-        <w:tblCellMar>
-          <w:top w:w="15" w:type="dxa"/>
-          <w:left w:w="15" w:type="dxa"/>
-          <w:bottom w:w="15" w:type="dxa"/>
-          <w:right w:w="15" w:type="dxa"/>
-        </w:tblCellMar>
-        <w:tblLook w:val="04A0" w:firstRow="1" w:lastRow="0" w:firstColumn="1" w:lastColumn="0" w:noHBand="0" w:noVBand="1"/>
+        <w:tblStyle w:val="Table1"/>
+        <w:tblpPr w:leftFromText="141" w:rightFromText="141" w:topFromText="0" w:bottomFromText="0" w:vertAnchor="text" w:horzAnchor="text" w:tblpX="0" w:tblpY="918"/>
+        <w:tblW w:w="7890.0" w:type="dxa"/>
+        <w:jc w:val="left"/>
+        <w:tblLayout w:type="fixed"/>
+        <w:tblLook w:val="0400"/>
       </w:tblPr>
       <w:tblGrid>
-        <w:gridCol w:w="1126"/>
-        <w:gridCol w:w="4317"/>
-        <w:gridCol w:w="1473"/>
-        <w:gridCol w:w="819"/>
+        <w:gridCol w:w="1125"/>
+        <w:gridCol w:w="4320"/>
+        <w:gridCol w:w="1470"/>
+        <w:gridCol w:w="975"/>
+        <w:tblGridChange w:id="0">
+          <w:tblGrid>
+            <w:gridCol w:w="1125"/>
+            <w:gridCol w:w="4320"/>
+            <w:gridCol w:w="1470"/>
+            <w:gridCol w:w="975"/>
+          </w:tblGrid>
+        </w:tblGridChange>
       </w:tblGrid>
       <w:tr>
         <w:trPr>
-          <w:tblHeader/>
-          <w:tblCellSpacing w:w="15" w:type="dxa"/>
+          <w:cantSplit w:val="0"/>
+          <w:tblHeader w:val="1"/>
         </w:trPr>
         <w:tc>
           <w:tcPr>
-            <w:tcW w:w="0" w:type="auto"/>
             <w:vAlign w:val="center"/>
-            <w:hideMark/>
           </w:tcPr>
           <w:p>
             <w:pPr>
-              <w:pStyle w:val="Ttulo1"/>
+              <w:pStyle w:val="Heading1"/>
               <w:rPr>
-                <w:b/>
-                <w:bCs/>
+                <w:b w:val="1"/>
+                <w:bCs w:val="1"/>
                 <w:sz w:val="36"/>
                 <w:szCs w:val="36"/>
               </w:rPr>
             </w:pPr>
             <w:r>
               <w:rPr>
-                <w:b/>
-                <w:bCs/>
+                <w:b w:val="1"/>
+                <w:bCs w:val="1"/>
                 <w:sz w:val="36"/>
                 <w:szCs w:val="36"/>
+                <w:rtl w:val="0"/>
               </w:rPr>
-              <w:t>ID</w:t>
+              <w:t xml:space="preserve">ID</w:t>
             </w:r>
           </w:p>
         </w:tc>
         <w:tc>
           <w:tcPr>
-            <w:tcW w:w="0" w:type="auto"/>
             <w:vAlign w:val="center"/>
-            <w:hideMark/>
           </w:tcPr>
           <w:p>
             <w:pPr>
-              <w:pStyle w:val="Ttulo1"/>
+              <w:pStyle w:val="Heading1"/>
               <w:rPr>
-                <w:b/>
-                <w:bCs/>
+                <w:b w:val="1"/>
+                <w:bCs w:val="1"/>
                 <w:sz w:val="36"/>
                 <w:szCs w:val="36"/>
               </w:rPr>
             </w:pPr>
             <w:r>
               <w:rPr>
-                <w:b/>
-                <w:bCs/>
+                <w:b w:val="1"/>
+                <w:bCs w:val="1"/>
                 <w:sz w:val="36"/>
                 <w:szCs w:val="36"/>
+                <w:rtl w:val="0"/>
               </w:rPr>
-              <w:t>Historia de Usuario</w:t>
+              <w:t xml:space="preserve">Historia de Usuario</w:t>
             </w:r>
           </w:p>
         </w:tc>
         <w:tc>
           <w:tcPr>
-            <w:tcW w:w="0" w:type="auto"/>
             <w:vAlign w:val="center"/>
-            <w:hideMark/>
           </w:tcPr>
           <w:p>
             <w:pPr>
-              <w:pStyle w:val="Ttulo1"/>
+              <w:pStyle w:val="Heading1"/>
               <w:rPr>
-                <w:b/>
-                <w:bCs/>
+                <w:b w:val="1"/>
+                <w:bCs w:val="1"/>
                 <w:sz w:val="36"/>
                 <w:szCs w:val="36"/>
               </w:rPr>
             </w:pPr>
             <w:r>
               <w:rPr>
-                <w:b/>
-                <w:bCs/>
+                <w:b w:val="1"/>
+                <w:bCs w:val="1"/>
                 <w:sz w:val="36"/>
                 <w:szCs w:val="36"/>
+                <w:rtl w:val="0"/>
               </w:rPr>
-              <w:t>Estado</w:t>
+              <w:t xml:space="preserve">Estado</w:t>
             </w:r>
           </w:p>
         </w:tc>
         <w:tc>
           <w:tcPr>
-            <w:tcW w:w="0" w:type="auto"/>
             <w:vAlign w:val="center"/>
-            <w:hideMark/>
           </w:tcPr>
           <w:p>
             <w:pPr>
-              <w:pStyle w:val="Ttulo1"/>
+              <w:pStyle w:val="Heading1"/>
               <w:rPr>
-                <w:b/>
-                <w:bCs/>
+                <w:b w:val="1"/>
+                <w:bCs w:val="1"/>
                 <w:sz w:val="36"/>
                 <w:szCs w:val="36"/>
               </w:rPr>
             </w:pPr>
             <w:r>
               <w:rPr>
-                <w:b/>
-                <w:bCs/>
+                <w:b w:val="1"/>
+                <w:bCs w:val="1"/>
                 <w:sz w:val="36"/>
                 <w:szCs w:val="36"/>
+                <w:rtl w:val="0"/>
               </w:rPr>
-              <w:t>Nota</w:t>
+              <w:t xml:space="preserve">Nota</w:t>
             </w:r>
           </w:p>
         </w:tc>
       </w:tr>
       <w:tr>
         <w:trPr>
-          <w:tblCellSpacing w:w="15" w:type="dxa"/>
+          <w:cantSplit w:val="0"/>
+          <w:tblHeader w:val="0"/>
         </w:trPr>
         <w:tc>
           <w:tcPr>
-            <w:tcW w:w="0" w:type="auto"/>
             <w:vAlign w:val="center"/>
-            <w:hideMark/>
           </w:tcPr>
           <w:p>
             <w:pPr>
-              <w:pStyle w:val="Ttulo1"/>
+              <w:pStyle w:val="Heading1"/>
               <w:rPr>
                 <w:sz w:val="28"/>
                 <w:szCs w:val="28"/>
@@ -414,20 +324,19 @@
               <w:rPr>
                 <w:sz w:val="28"/>
                 <w:szCs w:val="28"/>
+                <w:rtl w:val="0"/>
               </w:rPr>
-              <w:t>HU-0007</w:t>
+              <w:t xml:space="preserve">HU-0007</w:t>
             </w:r>
           </w:p>
         </w:tc>
         <w:tc>
           <w:tcPr>
-            <w:tcW w:w="0" w:type="auto"/>
             <w:vAlign w:val="center"/>
-            <w:hideMark/>
           </w:tcPr>
           <w:p>
             <w:pPr>
-              <w:pStyle w:val="Ttulo1"/>
+              <w:pStyle w:val="Heading1"/>
               <w:rPr>
                 <w:sz w:val="28"/>
                 <w:szCs w:val="28"/>
@@ -437,20 +346,19 @@
               <w:rPr>
                 <w:sz w:val="28"/>
                 <w:szCs w:val="28"/>
+                <w:rtl w:val="0"/>
               </w:rPr>
-              <w:t>Push notifications web/mobile</w:t>
+              <w:t xml:space="preserve">Push notifications web/mobile</w:t>
             </w:r>
           </w:p>
         </w:tc>
         <w:tc>
           <w:tcPr>
-            <w:tcW w:w="0" w:type="auto"/>
             <w:vAlign w:val="center"/>
-            <w:hideMark/>
           </w:tcPr>
           <w:p>
             <w:pPr>
-              <w:pStyle w:val="Ttulo1"/>
+              <w:pStyle w:val="Heading1"/>
               <w:rPr>
                 <w:sz w:val="28"/>
                 <w:szCs w:val="28"/>
@@ -460,20 +368,19 @@
               <w:rPr>
                 <w:sz w:val="28"/>
                 <w:szCs w:val="28"/>
+                <w:rtl w:val="0"/>
               </w:rPr>
-              <w:t>Completado</w:t>
+              <w:t xml:space="preserve">Completado</w:t>
             </w:r>
           </w:p>
         </w:tc>
         <w:tc>
           <w:tcPr>
-            <w:tcW w:w="0" w:type="auto"/>
             <w:vAlign w:val="center"/>
-            <w:hideMark/>
           </w:tcPr>
           <w:p>
             <w:pPr>
-              <w:pStyle w:val="Ttulo1"/>
+              <w:pStyle w:val="Heading1"/>
               <w:rPr>
                 <w:sz w:val="28"/>
                 <w:szCs w:val="28"/>
@@ -483,25 +390,25 @@
               <w:rPr>
                 <w:sz w:val="28"/>
                 <w:szCs w:val="28"/>
+                <w:rtl w:val="0"/>
               </w:rPr>
-              <w:t>—</w:t>
+              <w:t xml:space="preserve">—</w:t>
             </w:r>
           </w:p>
         </w:tc>
       </w:tr>
       <w:tr>
         <w:trPr>
-          <w:tblCellSpacing w:w="15" w:type="dxa"/>
+          <w:cantSplit w:val="0"/>
+          <w:tblHeader w:val="0"/>
         </w:trPr>
         <w:tc>
           <w:tcPr>
-            <w:tcW w:w="0" w:type="auto"/>
             <w:vAlign w:val="center"/>
-            <w:hideMark/>
           </w:tcPr>
           <w:p>
             <w:pPr>
-              <w:pStyle w:val="Ttulo1"/>
+              <w:pStyle w:val="Heading1"/>
               <w:rPr>
                 <w:sz w:val="28"/>
                 <w:szCs w:val="28"/>
@@ -511,20 +418,19 @@
               <w:rPr>
                 <w:sz w:val="28"/>
                 <w:szCs w:val="28"/>
+                <w:rtl w:val="0"/>
               </w:rPr>
-              <w:t>HU-0008</w:t>
+              <w:t xml:space="preserve">HU-0008</w:t>
             </w:r>
           </w:p>
         </w:tc>
         <w:tc>
           <w:tcPr>
-            <w:tcW w:w="0" w:type="auto"/>
             <w:vAlign w:val="center"/>
-            <w:hideMark/>
           </w:tcPr>
           <w:p>
             <w:pPr>
-              <w:pStyle w:val="Ttulo1"/>
+              <w:pStyle w:val="Heading1"/>
               <w:rPr>
                 <w:sz w:val="28"/>
                 <w:szCs w:val="28"/>
@@ -534,20 +440,19 @@
               <w:rPr>
                 <w:sz w:val="28"/>
                 <w:szCs w:val="28"/>
+                <w:rtl w:val="0"/>
               </w:rPr>
-              <w:t>Validación de direcciones (geocoding)</w:t>
+              <w:t xml:space="preserve">Validación de direcciones (geocoding)</w:t>
             </w:r>
           </w:p>
         </w:tc>
         <w:tc>
           <w:tcPr>
-            <w:tcW w:w="0" w:type="auto"/>
             <w:vAlign w:val="center"/>
-            <w:hideMark/>
           </w:tcPr>
           <w:p>
             <w:pPr>
-              <w:pStyle w:val="Ttulo1"/>
+              <w:pStyle w:val="Heading1"/>
               <w:rPr>
                 <w:sz w:val="28"/>
                 <w:szCs w:val="28"/>
@@ -557,20 +462,19 @@
               <w:rPr>
                 <w:sz w:val="28"/>
                 <w:szCs w:val="28"/>
+                <w:rtl w:val="0"/>
               </w:rPr>
-              <w:t>Completado</w:t>
+              <w:t xml:space="preserve">Completado</w:t>
             </w:r>
           </w:p>
         </w:tc>
         <w:tc>
           <w:tcPr>
-            <w:tcW w:w="0" w:type="auto"/>
             <w:vAlign w:val="center"/>
-            <w:hideMark/>
           </w:tcPr>
           <w:p>
             <w:pPr>
-              <w:pStyle w:val="Ttulo1"/>
+              <w:pStyle w:val="Heading1"/>
               <w:rPr>
                 <w:sz w:val="28"/>
                 <w:szCs w:val="28"/>
@@ -580,25 +484,25 @@
               <w:rPr>
                 <w:sz w:val="28"/>
                 <w:szCs w:val="28"/>
+                <w:rtl w:val="0"/>
               </w:rPr>
-              <w:t>—</w:t>
+              <w:t xml:space="preserve">—</w:t>
             </w:r>
           </w:p>
         </w:tc>
       </w:tr>
       <w:tr>
         <w:trPr>
-          <w:tblCellSpacing w:w="15" w:type="dxa"/>
+          <w:cantSplit w:val="0"/>
+          <w:tblHeader w:val="0"/>
         </w:trPr>
         <w:tc>
           <w:tcPr>
-            <w:tcW w:w="0" w:type="auto"/>
             <w:vAlign w:val="center"/>
-            <w:hideMark/>
           </w:tcPr>
           <w:p>
             <w:pPr>
-              <w:pStyle w:val="Ttulo1"/>
+              <w:pStyle w:val="Heading1"/>
               <w:rPr>
                 <w:sz w:val="28"/>
                 <w:szCs w:val="28"/>
@@ -608,20 +512,19 @@
               <w:rPr>
                 <w:sz w:val="28"/>
                 <w:szCs w:val="28"/>
+                <w:rtl w:val="0"/>
               </w:rPr>
-              <w:t>HU-0009</w:t>
+              <w:t xml:space="preserve">HU-0009</w:t>
             </w:r>
           </w:p>
         </w:tc>
         <w:tc>
           <w:tcPr>
-            <w:tcW w:w="0" w:type="auto"/>
             <w:vAlign w:val="center"/>
-            <w:hideMark/>
           </w:tcPr>
           <w:p>
             <w:pPr>
-              <w:pStyle w:val="Ttulo1"/>
+              <w:pStyle w:val="Heading1"/>
               <w:rPr>
                 <w:sz w:val="28"/>
                 <w:szCs w:val="28"/>
@@ -631,20 +534,19 @@
               <w:rPr>
                 <w:sz w:val="28"/>
                 <w:szCs w:val="28"/>
+                <w:rtl w:val="0"/>
               </w:rPr>
-              <w:t>Centro de notificaciones in-app</w:t>
+              <w:t xml:space="preserve">Centro de notificaciones in-app</w:t>
             </w:r>
           </w:p>
         </w:tc>
         <w:tc>
           <w:tcPr>
-            <w:tcW w:w="0" w:type="auto"/>
             <w:vAlign w:val="center"/>
-            <w:hideMark/>
           </w:tcPr>
           <w:p>
             <w:pPr>
-              <w:pStyle w:val="Ttulo1"/>
+              <w:pStyle w:val="Heading1"/>
               <w:rPr>
                 <w:sz w:val="28"/>
                 <w:szCs w:val="28"/>
@@ -654,20 +556,19 @@
               <w:rPr>
                 <w:sz w:val="28"/>
                 <w:szCs w:val="28"/>
+                <w:rtl w:val="0"/>
               </w:rPr>
-              <w:t>Completado</w:t>
+              <w:t xml:space="preserve">Completado</w:t>
             </w:r>
           </w:p>
         </w:tc>
         <w:tc>
           <w:tcPr>
-            <w:tcW w:w="0" w:type="auto"/>
             <w:vAlign w:val="center"/>
-            <w:hideMark/>
           </w:tcPr>
           <w:p>
             <w:pPr>
-              <w:pStyle w:val="Ttulo1"/>
+              <w:pStyle w:val="Heading1"/>
               <w:rPr>
                 <w:sz w:val="28"/>
                 <w:szCs w:val="28"/>
@@ -677,8 +578,9 @@
               <w:rPr>
                 <w:sz w:val="28"/>
                 <w:szCs w:val="28"/>
+                <w:rtl w:val="0"/>
               </w:rPr>
-              <w:t>—</w:t>
+              <w:t xml:space="preserve">—</w:t>
             </w:r>
           </w:p>
         </w:tc>
@@ -687,468 +589,477 @@
     <w:p>
       <w:pPr>
         <w:rPr>
-          <w:rFonts w:asciiTheme="majorHAnsi" w:eastAsiaTheme="majorEastAsia" w:hAnsiTheme="majorHAnsi" w:cstheme="majorBidi"/>
-          <w:b/>
-          <w:bCs/>
-          <w:color w:val="0F4761" w:themeColor="accent1" w:themeShade="BF"/>
+          <w:rFonts w:ascii="Play" w:cs="Play" w:eastAsia="Play" w:hAnsi="Play"/>
+          <w:b w:val="1"/>
+          <w:bCs w:val="1"/>
+          <w:color w:val="0f4761"/>
           <w:sz w:val="36"/>
           <w:szCs w:val="36"/>
-          <w:lang w:val="es-ES"/>
         </w:rPr>
       </w:pPr>
       <w:r>
         <w:rPr>
-          <w:rFonts w:asciiTheme="majorHAnsi" w:eastAsiaTheme="majorEastAsia" w:hAnsiTheme="majorHAnsi" w:cstheme="majorBidi"/>
-          <w:b/>
-          <w:bCs/>
-          <w:color w:val="0F4761" w:themeColor="accent1" w:themeShade="BF"/>
+          <w:rFonts w:ascii="Play" w:cs="Play" w:eastAsia="Play" w:hAnsi="Play"/>
+          <w:b w:val="1"/>
+          <w:bCs w:val="1"/>
+          <w:color w:val="0f4761"/>
           <w:sz w:val="36"/>
           <w:szCs w:val="36"/>
-          <w:lang w:val="es-ES"/>
-        </w:rPr>
-        <w:t>Historias de Usuario Completada</w:t>
+          <w:rtl w:val="0"/>
+        </w:rPr>
+        <w:t xml:space="preserve">Historias de Usuario Completada</w:t>
       </w:r>
     </w:p>
     <w:p>
       <w:pPr>
         <w:rPr>
-          <w:rFonts w:asciiTheme="majorHAnsi" w:eastAsiaTheme="majorEastAsia" w:hAnsiTheme="majorHAnsi" w:cstheme="majorBidi"/>
-          <w:b/>
-          <w:bCs/>
-          <w:color w:val="0F4761" w:themeColor="accent1" w:themeShade="BF"/>
+          <w:rFonts w:ascii="Play" w:cs="Play" w:eastAsia="Play" w:hAnsi="Play"/>
+          <w:b w:val="1"/>
+          <w:bCs w:val="1"/>
+          <w:color w:val="0f4761"/>
           <w:sz w:val="36"/>
           <w:szCs w:val="36"/>
-          <w:lang w:val="es-ES"/>
-        </w:rPr>
-      </w:pPr>
-    </w:p>
-    <w:p>
-      <w:pPr>
-        <w:rPr>
-          <w:rFonts w:asciiTheme="majorHAnsi" w:eastAsiaTheme="majorEastAsia" w:hAnsiTheme="majorHAnsi" w:cstheme="majorBidi"/>
-          <w:b/>
-          <w:bCs/>
-          <w:color w:val="0F4761" w:themeColor="accent1" w:themeShade="BF"/>
-          <w:sz w:val="36"/>
-          <w:szCs w:val="36"/>
-          <w:lang w:val="es-ES"/>
-        </w:rPr>
-      </w:pPr>
-    </w:p>
-    <w:p>
-      <w:pPr>
-        <w:rPr>
-          <w:rFonts w:asciiTheme="majorHAnsi" w:eastAsiaTheme="majorEastAsia" w:hAnsiTheme="majorHAnsi" w:cstheme="majorBidi"/>
-          <w:b/>
-          <w:bCs/>
-          <w:color w:val="0F4761" w:themeColor="accent1" w:themeShade="BF"/>
-          <w:sz w:val="36"/>
-          <w:szCs w:val="36"/>
-          <w:lang w:val="es-ES"/>
-        </w:rPr>
-      </w:pPr>
-    </w:p>
-    <w:p>
-      <w:pPr>
-        <w:rPr>
-          <w:rFonts w:asciiTheme="majorHAnsi" w:eastAsiaTheme="majorEastAsia" w:hAnsiTheme="majorHAnsi" w:cstheme="majorBidi"/>
-          <w:b/>
-          <w:bCs/>
-          <w:color w:val="0F4761" w:themeColor="accent1" w:themeShade="BF"/>
-          <w:sz w:val="36"/>
-          <w:szCs w:val="36"/>
-          <w:lang w:val="es-ES"/>
-        </w:rPr>
-      </w:pPr>
-    </w:p>
-    <w:p>
-      <w:pPr>
-        <w:rPr>
-          <w:rFonts w:asciiTheme="majorHAnsi" w:eastAsiaTheme="majorEastAsia" w:hAnsiTheme="majorHAnsi" w:cstheme="majorBidi"/>
-          <w:b/>
-          <w:bCs/>
-          <w:color w:val="0F4761" w:themeColor="accent1" w:themeShade="BF"/>
-          <w:sz w:val="36"/>
-          <w:szCs w:val="36"/>
-          <w:lang w:val="es-ES"/>
-        </w:rPr>
-      </w:pPr>
-    </w:p>
-    <w:p>
-      <w:pPr>
-        <w:rPr>
-          <w:rFonts w:asciiTheme="majorHAnsi" w:eastAsiaTheme="majorEastAsia" w:hAnsiTheme="majorHAnsi" w:cstheme="majorBidi"/>
-          <w:b/>
-          <w:bCs/>
-          <w:color w:val="0F4761" w:themeColor="accent1" w:themeShade="BF"/>
-          <w:sz w:val="36"/>
-          <w:szCs w:val="36"/>
-          <w:lang w:val="es-ES"/>
-        </w:rPr>
-      </w:pPr>
-    </w:p>
-    <w:p>
-      <w:pPr>
-        <w:rPr>
-          <w:rFonts w:asciiTheme="majorHAnsi" w:eastAsiaTheme="majorEastAsia" w:hAnsiTheme="majorHAnsi" w:cstheme="majorBidi"/>
-          <w:b/>
-          <w:bCs/>
-          <w:color w:val="0F4761" w:themeColor="accent1" w:themeShade="BF"/>
-          <w:sz w:val="36"/>
-          <w:szCs w:val="36"/>
-          <w:lang w:val="es-ES"/>
-        </w:rPr>
-      </w:pPr>
-    </w:p>
-    <w:p>
-      <w:pPr>
-        <w:rPr>
-          <w:rFonts w:asciiTheme="majorHAnsi" w:eastAsiaTheme="majorEastAsia" w:hAnsiTheme="majorHAnsi" w:cstheme="majorBidi"/>
-          <w:color w:val="0F4761" w:themeColor="accent1" w:themeShade="BF"/>
-          <w:sz w:val="40"/>
-          <w:szCs w:val="40"/>
-          <w:lang w:val="es-ES"/>
         </w:rPr>
       </w:pPr>
       <w:r>
         <w:rPr>
-          <w:rFonts w:asciiTheme="majorHAnsi" w:eastAsiaTheme="majorEastAsia" w:hAnsiTheme="majorHAnsi" w:cstheme="majorBidi"/>
-          <w:b/>
-          <w:bCs/>
-          <w:color w:val="0F4761" w:themeColor="accent1" w:themeShade="BF"/>
-          <w:sz w:val="36"/>
-          <w:szCs w:val="36"/>
-          <w:lang w:val="es-ES"/>
-        </w:rPr>
-        <w:t>Historias de Usuario No Completadas</w:t>
-      </w:r>
-      <w:r>
-        <w:rPr>
-          <w:rFonts w:asciiTheme="majorHAnsi" w:eastAsiaTheme="majorEastAsia" w:hAnsiTheme="majorHAnsi" w:cstheme="majorBidi"/>
-          <w:color w:val="0F4761" w:themeColor="accent1" w:themeShade="BF"/>
-          <w:sz w:val="40"/>
-          <w:szCs w:val="40"/>
-          <w:lang w:val="es-ES"/>
-        </w:rPr>
-        <w:br/>
-        <w:t>—</w:t>
+          <w:rtl w:val="0"/>
+        </w:rPr>
       </w:r>
     </w:p>
     <w:p>
       <w:pPr>
-        <w:pStyle w:val="Ttulo1"/>
-        <w:rPr>
-          <w:sz w:val="28"/>
-          <w:szCs w:val="28"/>
+        <w:rPr>
+          <w:rFonts w:ascii="Play" w:cs="Play" w:eastAsia="Play" w:hAnsi="Play"/>
+          <w:b w:val="1"/>
+          <w:bCs w:val="1"/>
+          <w:color w:val="0f4761"/>
+          <w:sz w:val="36"/>
+          <w:szCs w:val="36"/>
         </w:rPr>
       </w:pPr>
       <w:r>
         <w:rPr>
-          <w:b/>
-          <w:bCs/>
-          <w:sz w:val="36"/>
-          <w:szCs w:val="36"/>
-        </w:rPr>
-        <w:lastRenderedPageBreak/>
-        <w:t>Métricas del Sprint</w:t>
-      </w:r>
-      <w:r>
-        <w:br/>
-      </w:r>
-      <w:r>
-        <w:rPr>
-          <w:sz w:val="28"/>
-          <w:szCs w:val="28"/>
-        </w:rPr>
-        <w:t>Historias planificadas: 3</w:t>
-      </w:r>
-      <w:r>
-        <w:rPr>
-          <w:sz w:val="28"/>
-          <w:szCs w:val="28"/>
-        </w:rPr>
-        <w:br/>
-        <w:t>Historias completadas: 3</w:t>
-      </w:r>
-      <w:r>
-        <w:rPr>
-          <w:sz w:val="28"/>
-          <w:szCs w:val="28"/>
-        </w:rPr>
-        <w:br/>
-        <w:t>Burndown chart: 100% completado</w:t>
+          <w:rtl w:val="0"/>
+        </w:rPr>
       </w:r>
     </w:p>
     <w:p>
       <w:pPr>
         <w:rPr>
-          <w:lang w:val="es-ES"/>
+          <w:rFonts w:ascii="Play" w:cs="Play" w:eastAsia="Play" w:hAnsi="Play"/>
+          <w:b w:val="1"/>
+          <w:bCs w:val="1"/>
+          <w:color w:val="0f4761"/>
+          <w:sz w:val="36"/>
+          <w:szCs w:val="36"/>
         </w:rPr>
       </w:pPr>
+      <w:r>
+        <w:rPr>
+          <w:rtl w:val="0"/>
+        </w:rPr>
+      </w:r>
     </w:p>
     <w:p>
       <w:pPr>
         <w:rPr>
-          <w:rFonts w:asciiTheme="majorHAnsi" w:eastAsiaTheme="majorEastAsia" w:hAnsiTheme="majorHAnsi" w:cstheme="majorBidi"/>
-          <w:b/>
-          <w:bCs/>
-          <w:color w:val="0F4761" w:themeColor="accent1" w:themeShade="BF"/>
+          <w:rFonts w:ascii="Play" w:cs="Play" w:eastAsia="Play" w:hAnsi="Play"/>
+          <w:b w:val="1"/>
+          <w:bCs w:val="1"/>
+          <w:color w:val="0f4761"/>
           <w:sz w:val="36"/>
           <w:szCs w:val="36"/>
-          <w:lang w:val="es-ES"/>
         </w:rPr>
       </w:pPr>
       <w:r>
         <w:rPr>
-          <w:noProof/>
-        </w:rPr>
+          <w:rtl w:val="0"/>
+        </w:rPr>
+      </w:r>
+    </w:p>
+    <w:p>
+      <w:pPr>
+        <w:rPr>
+          <w:rFonts w:ascii="Play" w:cs="Play" w:eastAsia="Play" w:hAnsi="Play"/>
+          <w:b w:val="1"/>
+          <w:bCs w:val="1"/>
+          <w:color w:val="0f4761"/>
+          <w:sz w:val="36"/>
+          <w:szCs w:val="36"/>
+        </w:rPr>
+      </w:pPr>
+      <w:r>
+        <w:rPr>
+          <w:rtl w:val="0"/>
+        </w:rPr>
+      </w:r>
+    </w:p>
+    <w:p>
+      <w:pPr>
+        <w:rPr>
+          <w:rFonts w:ascii="Play" w:cs="Play" w:eastAsia="Play" w:hAnsi="Play"/>
+          <w:b w:val="1"/>
+          <w:bCs w:val="1"/>
+          <w:color w:val="0f4761"/>
+          <w:sz w:val="36"/>
+          <w:szCs w:val="36"/>
+        </w:rPr>
+      </w:pPr>
+      <w:r>
+        <w:rPr>
+          <w:rtl w:val="0"/>
+        </w:rPr>
+      </w:r>
+    </w:p>
+    <w:p>
+      <w:pPr>
+        <w:rPr>
+          <w:rFonts w:ascii="Play" w:cs="Play" w:eastAsia="Play" w:hAnsi="Play"/>
+          <w:b w:val="1"/>
+          <w:bCs w:val="1"/>
+          <w:color w:val="0f4761"/>
+          <w:sz w:val="36"/>
+          <w:szCs w:val="36"/>
+        </w:rPr>
+      </w:pPr>
+      <w:r>
+        <w:rPr>
+          <w:rtl w:val="0"/>
+        </w:rPr>
+      </w:r>
+    </w:p>
+    <w:p>
+      <w:pPr>
+        <w:rPr>
+          <w:rFonts w:ascii="Play" w:cs="Play" w:eastAsia="Play" w:hAnsi="Play"/>
+          <w:color w:val="0f4761"/>
+          <w:sz w:val="40"/>
+          <w:szCs w:val="40"/>
+        </w:rPr>
+      </w:pPr>
+      <w:r>
+        <w:rPr>
+          <w:rFonts w:ascii="Play" w:cs="Play" w:eastAsia="Play" w:hAnsi="Play"/>
+          <w:b w:val="1"/>
+          <w:bCs w:val="1"/>
+          <w:color w:val="0f4761"/>
+          <w:sz w:val="36"/>
+          <w:szCs w:val="36"/>
+          <w:rtl w:val="0"/>
+        </w:rPr>
+        <w:t xml:space="preserve">Historias de Usuario No Completadas</w:t>
+      </w:r>
+      <w:r>
+        <w:rPr>
+          <w:rFonts w:ascii="Play" w:cs="Play" w:eastAsia="Play" w:hAnsi="Play"/>
+          <w:color w:val="0f4761"/>
+          <w:sz w:val="40"/>
+          <w:szCs w:val="40"/>
+          <w:rtl w:val="0"/>
+        </w:rPr>
+        <w:br w:type="textWrapping"/>
+        <w:t xml:space="preserve">—</w:t>
+      </w:r>
+    </w:p>
+    <w:p>
+      <w:pPr>
+        <w:pStyle w:val="Heading1"/>
+        <w:rPr>
+          <w:sz w:val="28"/>
+          <w:szCs w:val="28"/>
+        </w:rPr>
+      </w:pPr>
+      <w:r>
+        <w:rPr>
+          <w:b w:val="1"/>
+          <w:bCs w:val="1"/>
+          <w:sz w:val="36"/>
+          <w:szCs w:val="36"/>
+          <w:rtl w:val="0"/>
+        </w:rPr>
+        <w:t xml:space="preserve">Métricas del Sprint</w:t>
+      </w:r>
+      <w:r>
+        <w:rPr>
+          <w:rtl w:val="0"/>
+        </w:rPr>
+        <w:br w:type="textWrapping"/>
+      </w:r>
+      <w:r>
+        <w:rPr>
+          <w:sz w:val="28"/>
+          <w:szCs w:val="28"/>
+          <w:rtl w:val="0"/>
+        </w:rPr>
+        <w:t xml:space="preserve">Historias planificadas: 3</w:t>
+        <w:br w:type="textWrapping"/>
+        <w:t xml:space="preserve">Historias completadas: 3</w:t>
+        <w:br w:type="textWrapping"/>
+        <w:t xml:space="preserve">Burndown chart: 100% completado</w:t>
+      </w:r>
+    </w:p>
+    <w:p>
+      <w:pPr>
+        <w:rPr/>
+      </w:pPr>
+      <w:r>
+        <w:rPr>
+          <w:rtl w:val="0"/>
+        </w:rPr>
+      </w:r>
+    </w:p>
+    <w:p>
+      <w:pPr>
+        <w:rPr>
+          <w:rFonts w:ascii="Play" w:cs="Play" w:eastAsia="Play" w:hAnsi="Play"/>
+          <w:b w:val="1"/>
+          <w:bCs w:val="1"/>
+          <w:color w:val="0f4761"/>
+          <w:sz w:val="36"/>
+          <w:szCs w:val="36"/>
+        </w:rPr>
+      </w:pPr>
+      <w:r>
+        <w:rPr/>
         <w:drawing>
-          <wp:inline distT="0" distB="0" distL="0" distR="0" wp14:anchorId="71FC9E15" wp14:editId="4E8DFD49">
-            <wp:extent cx="5400040" cy="3150235"/>
-            <wp:effectExtent l="0" t="0" r="10160" b="12065"/>
-            <wp:docPr id="920227038" name="Gráfico 1"/>
-            <wp:cNvGraphicFramePr/>
-            <a:graphic xmlns:a="http://schemas.openxmlformats.org/drawingml/2006/main">
+          <wp:inline distB="0" distT="0" distL="0" distR="0">
+            <wp:extent cx="5410200" cy="3162300"/>
+            <wp:docPr id="920227039" name=""/>
+            <a:graphic>
               <a:graphicData uri="http://schemas.openxmlformats.org/drawingml/2006/chart">
-                <c:chart xmlns:c="http://schemas.openxmlformats.org/drawingml/2006/chart" xmlns:r="http://schemas.openxmlformats.org/officeDocument/2006/relationships" r:id="rId6"/>
+                <c:chart r:id="rId7"/>
               </a:graphicData>
             </a:graphic>
           </wp:inline>
         </w:drawing>
       </w:r>
-    </w:p>
-    <w:p>
-      <w:pPr>
-        <w:rPr>
-          <w:rFonts w:asciiTheme="majorHAnsi" w:eastAsiaTheme="majorEastAsia" w:hAnsiTheme="majorHAnsi" w:cstheme="majorBidi"/>
-          <w:b/>
-          <w:bCs/>
-          <w:color w:val="0F4761" w:themeColor="accent1" w:themeShade="BF"/>
-          <w:sz w:val="36"/>
-          <w:szCs w:val="36"/>
-          <w:lang w:val="es-ES"/>
-        </w:rPr>
-      </w:pPr>
-    </w:p>
-    <w:p>
-      <w:pPr>
-        <w:rPr>
-          <w:rFonts w:asciiTheme="majorHAnsi" w:eastAsiaTheme="majorEastAsia" w:hAnsiTheme="majorHAnsi" w:cstheme="majorBidi"/>
-          <w:color w:val="0F4761" w:themeColor="accent1" w:themeShade="BF"/>
-          <w:sz w:val="28"/>
-          <w:szCs w:val="28"/>
-          <w:lang w:val="es-ES"/>
-        </w:rPr>
-      </w:pPr>
       <w:r>
         <w:rPr>
-          <w:rFonts w:asciiTheme="majorHAnsi" w:eastAsiaTheme="majorEastAsia" w:hAnsiTheme="majorHAnsi" w:cstheme="majorBidi"/>
-          <w:b/>
-          <w:bCs/>
-          <w:color w:val="0F4761" w:themeColor="accent1" w:themeShade="BF"/>
-          <w:sz w:val="36"/>
-          <w:szCs w:val="36"/>
-          <w:lang w:val="es-ES"/>
-        </w:rPr>
-        <w:t>Feedback del Product Owner</w:t>
-      </w:r>
-      <w:r>
-        <w:rPr>
-          <w:rFonts w:asciiTheme="majorHAnsi" w:eastAsiaTheme="majorEastAsia" w:hAnsiTheme="majorHAnsi" w:cstheme="majorBidi"/>
-          <w:color w:val="0F4761" w:themeColor="accent1" w:themeShade="BF"/>
-          <w:sz w:val="40"/>
-          <w:szCs w:val="40"/>
-          <w:lang w:val="es-ES"/>
-        </w:rPr>
-        <w:br/>
-      </w:r>
-      <w:r>
-        <w:rPr>
-          <w:rFonts w:asciiTheme="majorHAnsi" w:eastAsiaTheme="majorEastAsia" w:hAnsiTheme="majorHAnsi" w:cstheme="majorBidi"/>
-          <w:color w:val="0F4761" w:themeColor="accent1" w:themeShade="BF"/>
-          <w:sz w:val="28"/>
-          <w:szCs w:val="28"/>
-          <w:lang w:val="es-ES"/>
-        </w:rPr>
-        <w:t>Positivo: Excelente integración de notificaciones en tiempo real.</w:t>
-      </w:r>
-      <w:r>
-        <w:rPr>
-          <w:rFonts w:asciiTheme="majorHAnsi" w:eastAsiaTheme="majorEastAsia" w:hAnsiTheme="majorHAnsi" w:cstheme="majorBidi"/>
-          <w:color w:val="0F4761" w:themeColor="accent1" w:themeShade="BF"/>
-          <w:sz w:val="28"/>
-          <w:szCs w:val="28"/>
-          <w:lang w:val="es-ES"/>
-        </w:rPr>
-        <w:br/>
-        <w:t>A mejorar: Ajustar tamaño de los mensajes en notificaciones móviles.</w:t>
+          <w:rtl w:val="0"/>
+        </w:rPr>
       </w:r>
     </w:p>
     <w:p>
       <w:pPr>
         <w:rPr>
-          <w:rFonts w:asciiTheme="majorHAnsi" w:eastAsiaTheme="majorEastAsia" w:hAnsiTheme="majorHAnsi" w:cstheme="majorBidi"/>
-          <w:color w:val="0F4761" w:themeColor="accent1" w:themeShade="BF"/>
-          <w:sz w:val="28"/>
-          <w:szCs w:val="28"/>
-          <w:lang w:val="es-ES"/>
-        </w:rPr>
-      </w:pPr>
-    </w:p>
-    <w:p>
-      <w:pPr>
-        <w:rPr>
-          <w:lang w:val="es-ES"/>
+          <w:rFonts w:ascii="Play" w:cs="Play" w:eastAsia="Play" w:hAnsi="Play"/>
+          <w:b w:val="1"/>
+          <w:bCs w:val="1"/>
+          <w:color w:val="0f4761"/>
+          <w:sz w:val="36"/>
+          <w:szCs w:val="36"/>
         </w:rPr>
       </w:pPr>
       <w:r>
         <w:rPr>
-          <w:rFonts w:asciiTheme="majorHAnsi" w:eastAsiaTheme="majorEastAsia" w:hAnsiTheme="majorHAnsi" w:cstheme="majorBidi"/>
-          <w:b/>
-          <w:bCs/>
-          <w:color w:val="0F4761" w:themeColor="accent1" w:themeShade="BF"/>
-          <w:sz w:val="36"/>
-          <w:szCs w:val="36"/>
-          <w:lang w:val="es-ES"/>
-        </w:rPr>
-        <w:t>Próximos Pasos</w:t>
-      </w:r>
-      <w:r>
-        <w:rPr>
-          <w:rFonts w:asciiTheme="majorHAnsi" w:eastAsiaTheme="majorEastAsia" w:hAnsiTheme="majorHAnsi" w:cstheme="majorBidi"/>
-          <w:color w:val="0F4761" w:themeColor="accent1" w:themeShade="BF"/>
-          <w:sz w:val="40"/>
-          <w:szCs w:val="40"/>
-          <w:lang w:val="es-ES"/>
-        </w:rPr>
-        <w:br/>
-        <w:t xml:space="preserve">● </w:t>
-      </w:r>
-      <w:r>
-        <w:rPr>
-          <w:rFonts w:asciiTheme="majorHAnsi" w:eastAsiaTheme="majorEastAsia" w:hAnsiTheme="majorHAnsi" w:cstheme="majorBidi"/>
-          <w:color w:val="0F4761" w:themeColor="accent1" w:themeShade="BF"/>
-          <w:sz w:val="28"/>
-          <w:szCs w:val="28"/>
-          <w:lang w:val="es-ES"/>
-        </w:rPr>
-        <w:t>Sprint 4: Agregar filtros avanzados y optimización de búsqueda.</w:t>
-      </w:r>
-      <w:r>
-        <w:rPr>
-          <w:rFonts w:asciiTheme="majorHAnsi" w:eastAsiaTheme="majorEastAsia" w:hAnsiTheme="majorHAnsi" w:cstheme="majorBidi"/>
-          <w:color w:val="0F4761" w:themeColor="accent1" w:themeShade="BF"/>
-          <w:sz w:val="40"/>
-          <w:szCs w:val="40"/>
-          <w:lang w:val="es-ES"/>
-        </w:rPr>
-        <w:pict w14:anchorId="3985BDFF">
-          <v:rect id="_x0000_i1025" style="width:0;height:1.5pt" o:hralign="center" o:hrstd="t" o:hr="t" fillcolor="#a0a0a0" stroked="f"/>
-        </w:pict>
+          <w:rtl w:val="0"/>
+        </w:rPr>
       </w:r>
     </w:p>
     <w:p>
       <w:pPr>
         <w:rPr>
-          <w:lang w:val="es-CL"/>
+          <w:rFonts w:ascii="Play" w:cs="Play" w:eastAsia="Play" w:hAnsi="Play"/>
+          <w:color w:val="0f4761"/>
+          <w:sz w:val="28"/>
+          <w:szCs w:val="28"/>
         </w:rPr>
       </w:pPr>
+      <w:r>
+        <w:rPr>
+          <w:rFonts w:ascii="Play" w:cs="Play" w:eastAsia="Play" w:hAnsi="Play"/>
+          <w:b w:val="1"/>
+          <w:bCs w:val="1"/>
+          <w:color w:val="0f4761"/>
+          <w:sz w:val="36"/>
+          <w:szCs w:val="36"/>
+          <w:rtl w:val="0"/>
+        </w:rPr>
+        <w:t xml:space="preserve">Feedback del Product Owner</w:t>
+      </w:r>
+      <w:r>
+        <w:rPr>
+          <w:rFonts w:ascii="Play" w:cs="Play" w:eastAsia="Play" w:hAnsi="Play"/>
+          <w:color w:val="0f4761"/>
+          <w:sz w:val="40"/>
+          <w:szCs w:val="40"/>
+          <w:rtl w:val="0"/>
+        </w:rPr>
+        <w:br w:type="textWrapping"/>
+      </w:r>
+      <w:r>
+        <w:rPr>
+          <w:rFonts w:ascii="Play" w:cs="Play" w:eastAsia="Play" w:hAnsi="Play"/>
+          <w:color w:val="0f4761"/>
+          <w:sz w:val="28"/>
+          <w:szCs w:val="28"/>
+          <w:rtl w:val="0"/>
+        </w:rPr>
+        <w:t xml:space="preserve">Positivo: Excelente integración de notificaciones en tiempo real.</w:t>
+        <w:br w:type="textWrapping"/>
+        <w:t xml:space="preserve">A mejorar: Ajustar tamaño de los mensajes en notificaciones móviles.</w:t>
+      </w:r>
+    </w:p>
+    <w:p>
+      <w:pPr>
+        <w:rPr>
+          <w:rFonts w:ascii="Play" w:cs="Play" w:eastAsia="Play" w:hAnsi="Play"/>
+          <w:color w:val="0f4761"/>
+          <w:sz w:val="28"/>
+          <w:szCs w:val="28"/>
+        </w:rPr>
+      </w:pPr>
+      <w:r>
+        <w:rPr>
+          <w:rtl w:val="0"/>
+        </w:rPr>
+      </w:r>
+    </w:p>
+    <w:p>
+      <w:pPr>
+        <w:rPr/>
+      </w:pPr>
+      <w:r>
+        <w:rPr>
+          <w:rFonts w:ascii="Play" w:cs="Play" w:eastAsia="Play" w:hAnsi="Play"/>
+          <w:b w:val="1"/>
+          <w:bCs w:val="1"/>
+          <w:color w:val="0f4761"/>
+          <w:sz w:val="36"/>
+          <w:szCs w:val="36"/>
+          <w:rtl w:val="0"/>
+        </w:rPr>
+        <w:t xml:space="preserve">Próximos Pasos</w:t>
+      </w:r>
+      <w:sdt>
+        <w:sdtPr>
+          <w:id w:val="198077937"/>
+          <w:tag w:val="goog_rdk_0"/>
+        </w:sdtPr>
+        <w:sdtContent>
+          <w:r>
+            <w:rPr>
+              <w:rFonts w:ascii="Arial Unicode MS" w:cs="Arial Unicode MS" w:eastAsia="Arial Unicode MS" w:hAnsi="Arial Unicode MS"/>
+              <w:color w:val="0f4761"/>
+              <w:sz w:val="40"/>
+              <w:szCs w:val="40"/>
+              <w:rtl w:val="0"/>
+            </w:rPr>
+            <w:br w:type="textWrapping"/>
+            <w:t xml:space="preserve">● </w:t>
+          </w:r>
+        </w:sdtContent>
+      </w:sdt>
+      <w:r>
+        <w:rPr>
+          <w:rFonts w:ascii="Play" w:cs="Play" w:eastAsia="Play" w:hAnsi="Play"/>
+          <w:color w:val="0f4761"/>
+          <w:sz w:val="28"/>
+          <w:szCs w:val="28"/>
+          <w:rtl w:val="0"/>
+        </w:rPr>
+        <w:t xml:space="preserve">Sprint 4: Agregar filtros avanzados y optimización de búsqueda.</w:t>
+      </w:r>
+      <w:r>
+        <w:pict>
+          <v:rect style="width:0.0pt;height:1.5pt" o:hr="t" o:hrstd="t" o:hralign="center" fillcolor="#A0A0A0" stroked="f"/>
+        </w:pict>
+      </w:r>
+      <w:r>
+        <w:rPr>
+          <w:rtl w:val="0"/>
+        </w:rPr>
+      </w:r>
+    </w:p>
+    <w:p>
+      <w:pPr>
+        <w:rPr/>
+      </w:pPr>
+      <w:r>
+        <w:rPr>
+          <w:rtl w:val="0"/>
+        </w:rPr>
+      </w:r>
     </w:p>
     <w:sectPr>
-      <w:headerReference w:type="default" r:id="rId7"/>
-      <w:pgSz w:w="11906" w:h="16838"/>
-      <w:pgMar w:top="1417" w:right="1701" w:bottom="1417" w:left="1701" w:header="708" w:footer="708" w:gutter="0"/>
-      <w:cols w:space="708"/>
-      <w:docGrid w:linePitch="360"/>
+      <w:headerReference r:id="rId8" w:type="default"/>
+      <w:pgSz w:h="16838" w:w="11906" w:orient="portrait"/>
+      <w:pgMar w:bottom="1417" w:top="1417" w:left="1701" w:right="1701" w:header="708" w:footer="708"/>
+      <w:pgNumType w:start="1"/>
     </w:sectPr>
   </w:body>
 </w:document>
 </file>
 
-<file path=word/endnotes.xml><?xml version="1.0" encoding="utf-8"?>
-<w:endnotes xmlns:wpc="http://schemas.microsoft.com/office/word/2010/wordprocessingCanvas" xmlns:cx="http://schemas.microsoft.com/office/drawing/2014/chartex" xmlns:cx1="http://schemas.microsoft.com/office/drawing/2015/9/8/chartex" xmlns:cx2="http://schemas.microsoft.com/office/drawing/2015/10/21/chartex" xmlns:cx3="http://schemas.microsoft.com/office/drawing/2016/5/9/chartex" xmlns:cx4="http://schemas.microsoft.com/office/drawing/2016/5/10/chartex" xmlns:cx5="http://schemas.microsoft.com/office/drawing/2016/5/11/chartex" xmlns:cx6="http://schemas.microsoft.com/office/drawing/2016/5/12/chartex" xmlns:cx7="http://schemas.microsoft.com/office/drawing/2016/5/13/chartex" xmlns:cx8="http://schemas.microsoft.com/office/drawing/2016/5/14/chartex" xmlns:mc="http://schemas.openxmlformats.org/markup-compatibility/2006" xmlns:aink="http://schemas.microsoft.com/office/drawing/2016/ink" xmlns:am3d="http://schemas.microsoft.com/office/drawing/2017/model3d" xmlns:o="urn:schemas-microsoft-com:office:office" xmlns:oel="http://schemas.microsoft.com/office/2019/extlst" xmlns:r="http://schemas.openxmlformats.org/officeDocument/2006/relationships" xmlns:m="http://schemas.openxmlformats.org/officeDocument/2006/math" xmlns:v="urn:schemas-microsoft-com:vml" xmlns:wp14="http://schemas.microsoft.com/office/word/2010/wordprocessingDrawing" xmlns:wp="http://schemas.openxmlformats.org/drawingml/2006/wordprocessingDrawing" xmlns:w10="urn:schemas-microsoft-com:office:word" xmlns:w="http://schemas.openxmlformats.org/wordprocessingml/2006/main" xmlns:w14="http://schemas.microsoft.com/office/word/2010/wordml" xmlns:w15="http://schemas.microsoft.com/office/word/2012/wordml" xmlns:w16cex="http://schemas.microsoft.com/office/word/2018/wordml/cex" xmlns:w16cid="http://schemas.microsoft.com/office/word/2016/wordml/cid" xmlns:w16="http://schemas.microsoft.com/office/word/2018/wordml" xmlns:w16du="http://schemas.microsoft.com/office/word/2023/wordml/word16du" xmlns:w16sdtdh="http://schemas.microsoft.com/office/word/2020/wordml/sdtdatahash" xmlns:w16sdtfl="http://schemas.microsoft.com/office/word/2024/wordml/sdtformatlock" xmlns:w16se="http://schemas.microsoft.com/office/word/2015/wordml/symex" xmlns:wpg="http://schemas.microsoft.com/office/word/2010/wordprocessingGroup" xmlns:wpi="http://schemas.microsoft.com/office/word/2010/wordprocessingInk" xmlns:wne="http://schemas.microsoft.com/office/word/2006/wordml" xmlns:wps="http://schemas.microsoft.com/office/word/2010/wordprocessingShape" mc:Ignorable="w14 w15 w16se w16cid w16 w16cex w16sdtdh w16sdtfl w16du wp14">
-  <w:endnote w:type="separator" w:id="-1">
-    <w:p>
-      <w:pPr>
-        <w:spacing w:after="0" w:line="240" w:lineRule="auto"/>
-      </w:pPr>
-      <w:r>
-        <w:separator/>
-      </w:r>
-    </w:p>
-  </w:endnote>
-  <w:endnote w:type="continuationSeparator" w:id="0">
-    <w:p>
-      <w:pPr>
-        <w:spacing w:after="0" w:line="240" w:lineRule="auto"/>
-      </w:pPr>
-      <w:r>
-        <w:continuationSeparator/>
-      </w:r>
-    </w:p>
-  </w:endnote>
-</w:endnotes>
-</file>
-
-<file path=word/footnotes.xml><?xml version="1.0" encoding="utf-8"?>
-<w:footnotes xmlns:wpc="http://schemas.microsoft.com/office/word/2010/wordprocessingCanvas" xmlns:cx="http://schemas.microsoft.com/office/drawing/2014/chartex" xmlns:cx1="http://schemas.microsoft.com/office/drawing/2015/9/8/chartex" xmlns:cx2="http://schemas.microsoft.com/office/drawing/2015/10/21/chartex" xmlns:cx3="http://schemas.microsoft.com/office/drawing/2016/5/9/chartex" xmlns:cx4="http://schemas.microsoft.com/office/drawing/2016/5/10/chartex" xmlns:cx5="http://schemas.microsoft.com/office/drawing/2016/5/11/chartex" xmlns:cx6="http://schemas.microsoft.com/office/drawing/2016/5/12/chartex" xmlns:cx7="http://schemas.microsoft.com/office/drawing/2016/5/13/chartex" xmlns:cx8="http://schemas.microsoft.com/office/drawing/2016/5/14/chartex" xmlns:mc="http://schemas.openxmlformats.org/markup-compatibility/2006" xmlns:aink="http://schemas.microsoft.com/office/drawing/2016/ink" xmlns:am3d="http://schemas.microsoft.com/office/drawing/2017/model3d" xmlns:o="urn:schemas-microsoft-com:office:office" xmlns:oel="http://schemas.microsoft.com/office/2019/extlst" xmlns:r="http://schemas.openxmlformats.org/officeDocument/2006/relationships" xmlns:m="http://schemas.openxmlformats.org/officeDocument/2006/math" xmlns:v="urn:schemas-microsoft-com:vml" xmlns:wp14="http://schemas.microsoft.com/office/word/2010/wordprocessingDrawing" xmlns:wp="http://schemas.openxmlformats.org/drawingml/2006/wordprocessingDrawing" xmlns:w10="urn:schemas-microsoft-com:office:word" xmlns:w="http://schemas.openxmlformats.org/wordprocessingml/2006/main" xmlns:w14="http://schemas.microsoft.com/office/word/2010/wordml" xmlns:w15="http://schemas.microsoft.com/office/word/2012/wordml" xmlns:w16cex="http://schemas.microsoft.com/office/word/2018/wordml/cex" xmlns:w16cid="http://schemas.microsoft.com/office/word/2016/wordml/cid" xmlns:w16="http://schemas.microsoft.com/office/word/2018/wordml" xmlns:w16du="http://schemas.microsoft.com/office/word/2023/wordml/word16du" xmlns:w16sdtdh="http://schemas.microsoft.com/office/word/2020/wordml/sdtdatahash" xmlns:w16sdtfl="http://schemas.microsoft.com/office/word/2024/wordml/sdtformatlock" xmlns:w16se="http://schemas.microsoft.com/office/word/2015/wordml/symex" xmlns:wpg="http://schemas.microsoft.com/office/word/2010/wordprocessingGroup" xmlns:wpi="http://schemas.microsoft.com/office/word/2010/wordprocessingInk" xmlns:wne="http://schemas.microsoft.com/office/word/2006/wordml" xmlns:wps="http://schemas.microsoft.com/office/word/2010/wordprocessingShape" mc:Ignorable="w14 w15 w16se w16cid w16 w16cex w16sdtdh w16sdtfl w16du wp14">
-  <w:footnote w:type="separator" w:id="-1">
-    <w:p>
-      <w:pPr>
-        <w:spacing w:after="0" w:line="240" w:lineRule="auto"/>
-      </w:pPr>
-      <w:r>
-        <w:separator/>
-      </w:r>
-    </w:p>
-  </w:footnote>
-  <w:footnote w:type="continuationSeparator" w:id="0">
-    <w:p>
-      <w:pPr>
-        <w:spacing w:after="0" w:line="240" w:lineRule="auto"/>
-      </w:pPr>
-      <w:r>
-        <w:continuationSeparator/>
-      </w:r>
-    </w:p>
-  </w:footnote>
-</w:footnotes>
-</file>
-
 <file path=word/header1.xml><?xml version="1.0" encoding="utf-8"?>
-<w:hdr xmlns:wpc="http://schemas.microsoft.com/office/word/2010/wordprocessingCanvas" xmlns:cx="http://schemas.microsoft.com/office/drawing/2014/chartex" xmlns:cx1="http://schemas.microsoft.com/office/drawing/2015/9/8/chartex" xmlns:cx2="http://schemas.microsoft.com/office/drawing/2015/10/21/chartex" xmlns:cx3="http://schemas.microsoft.com/office/drawing/2016/5/9/chartex" xmlns:cx4="http://schemas.microsoft.com/office/drawing/2016/5/10/chartex" xmlns:cx5="http://schemas.microsoft.com/office/drawing/2016/5/11/chartex" xmlns:cx6="http://schemas.microsoft.com/office/drawing/2016/5/12/chartex" xmlns:cx7="http://schemas.microsoft.com/office/drawing/2016/5/13/chartex" xmlns:cx8="http://schemas.microsoft.com/office/drawing/2016/5/14/chartex" xmlns:mc="http://schemas.openxmlformats.org/markup-compatibility/2006" xmlns:aink="http://schemas.microsoft.com/office/drawing/2016/ink" xmlns:am3d="http://schemas.microsoft.com/office/drawing/2017/model3d" xmlns:o="urn:schemas-microsoft-com:office:office" xmlns:oel="http://schemas.microsoft.com/office/2019/extlst" xmlns:r="http://schemas.openxmlformats.org/officeDocument/2006/relationships" xmlns:m="http://schemas.openxmlformats.org/officeDocument/2006/math" xmlns:v="urn:schemas-microsoft-com:vml" xmlns:wp14="http://schemas.microsoft.com/office/word/2010/wordprocessingDrawing" xmlns:wp="http://schemas.openxmlformats.org/drawingml/2006/wordprocessingDrawing" xmlns:w10="urn:schemas-microsoft-com:office:word" xmlns:w="http://schemas.openxmlformats.org/wordprocessingml/2006/main" xmlns:w14="http://schemas.microsoft.com/office/word/2010/wordml" xmlns:w15="http://schemas.microsoft.com/office/word/2012/wordml" xmlns:w16cex="http://schemas.microsoft.com/office/word/2018/wordml/cex" xmlns:w16cid="http://schemas.microsoft.com/office/word/2016/wordml/cid" xmlns:w16="http://schemas.microsoft.com/office/word/2018/wordml" xmlns:w16du="http://schemas.microsoft.com/office/word/2023/wordml/word16du" xmlns:w16sdtdh="http://schemas.microsoft.com/office/word/2020/wordml/sdtdatahash" xmlns:w16sdtfl="http://schemas.microsoft.com/office/word/2024/wordml/sdtformatlock" xmlns:w16se="http://schemas.microsoft.com/office/word/2015/wordml/symex" xmlns:wpg="http://schemas.microsoft.com/office/word/2010/wordprocessingGroup" xmlns:wpi="http://schemas.microsoft.com/office/word/2010/wordprocessingInk" xmlns:wne="http://schemas.microsoft.com/office/word/2006/wordml" xmlns:wps="http://schemas.microsoft.com/office/word/2010/wordprocessingShape" mc:Ignorable="w14 w15 w16se w16cid w16 w16cex w16sdtdh w16sdtfl w16du wp14">
+<w:hdr xmlns:mc="http://schemas.openxmlformats.org/markup-compatibility/2006" xmlns:o="urn:schemas-microsoft-com:office:office" xmlns:r="http://schemas.openxmlformats.org/officeDocument/2006/relationships" xmlns:m="http://schemas.openxmlformats.org/officeDocument/2006/math" xmlns:v="urn:schemas-microsoft-com:vml" xmlns:wp="http://schemas.openxmlformats.org/drawingml/2006/wordprocessingDrawing" xmlns:w10="urn:schemas-microsoft-com:office:word" xmlns:w="http://schemas.openxmlformats.org/wordprocessingml/2006/main" xmlns:wne="http://schemas.microsoft.com/office/word/2006/wordml" xmlns:sl="http://schemas.openxmlformats.org/schemaLibrary/2006/main" xmlns:a="http://schemas.openxmlformats.org/drawingml/2006/main" xmlns:pic="http://schemas.openxmlformats.org/drawingml/2006/picture" xmlns:c="http://schemas.openxmlformats.org/drawingml/2006/chart" xmlns:lc="http://schemas.openxmlformats.org/drawingml/2006/lockedCanvas" xmlns:dgm="http://schemas.openxmlformats.org/drawingml/2006/diagram" xmlns:wps="http://schemas.microsoft.com/office/word/2010/wordprocessingShape" xmlns:wpg="http://schemas.microsoft.com/office/word/2010/wordprocessingGroup" xmlns:w14="http://schemas.microsoft.com/office/word/2010/wordml" xmlns:w15="http://schemas.microsoft.com/office/word/2012/wordml" xmlns:w16="http://schemas.microsoft.com/office/word/2018/wordml" xmlns:w16cex="http://schemas.microsoft.com/office/word/2018/wordml/cex" xmlns:w16cid="http://schemas.microsoft.com/office/word/2016/wordml/cid" xmlns="http://schemas.microsoft.com/office/tasks/2019/documenttasks" xmlns:cr="http://schemas.microsoft.com/office/comments/2020/reactions">
   <w:p>
     <w:pPr>
-      <w:pStyle w:val="Encabezado"/>
+      <w:keepNext w:val="0"/>
+      <w:keepLines w:val="0"/>
+      <w:pageBreakBefore w:val="0"/>
+      <w:widowControl w:val="1"/>
+      <w:pBdr>
+        <w:top w:space="0" w:sz="0" w:val="nil"/>
+        <w:left w:space="0" w:sz="0" w:val="nil"/>
+        <w:bottom w:space="0" w:sz="0" w:val="nil"/>
+        <w:right w:space="0" w:sz="0" w:val="nil"/>
+        <w:between w:space="0" w:sz="0" w:val="nil"/>
+      </w:pBdr>
+      <w:shd w:fill="auto" w:val="clear"/>
+      <w:tabs>
+        <w:tab w:val="center" w:leader="none" w:pos="4252"/>
+        <w:tab w:val="right" w:leader="none" w:pos="8504"/>
+      </w:tabs>
+      <w:spacing w:after="0" w:before="0" w:line="240" w:lineRule="auto"/>
+      <w:ind w:left="0" w:right="0" w:firstLine="0"/>
+      <w:jc w:val="left"/>
+      <w:rPr>
+        <w:rFonts w:ascii="Aptos" w:cs="Aptos" w:eastAsia="Aptos" w:hAnsi="Aptos"/>
+        <w:b w:val="0"/>
+        <w:bCs w:val="0"/>
+        <w:i w:val="0"/>
+        <w:iCs w:val="0"/>
+        <w:smallCaps w:val="0"/>
+        <w:strike w:val="0"/>
+        <w:color w:val="000000"/>
+        <w:sz w:val="24"/>
+        <w:szCs w:val="24"/>
+        <w:u w:val="none"/>
+        <w:shd w:fill="auto" w:val="clear"/>
+        <w:vertAlign w:val="baseline"/>
+      </w:rPr>
     </w:pPr>
     <w:r>
       <w:rPr>
-        <w:noProof/>
+        <w:rtl w:val="0"/>
       </w:rPr>
+    </w:r>
+    <w:r>
       <w:drawing>
-        <wp:anchor distT="0" distB="0" distL="114300" distR="114300" simplePos="0" relativeHeight="251659264" behindDoc="1" locked="0" layoutInCell="1" hidden="0" allowOverlap="1" wp14:anchorId="30E258AF" wp14:editId="18334422">
+        <wp:anchor allowOverlap="1" behindDoc="1" distB="0" distT="0" distL="0" distR="0" hidden="0" layoutInCell="1" locked="0" relativeHeight="0" simplePos="0">
           <wp:simplePos x="0" y="0"/>
           <wp:positionH relativeFrom="column">
             <wp:posOffset>3187700</wp:posOffset>
           </wp:positionH>
-          <wp:positionV relativeFrom="topMargin">
-            <wp:align>bottom</wp:align>
+          <wp:positionV relativeFrom="paragraph">
+            <wp:posOffset>0</wp:posOffset>
           </wp:positionV>
           <wp:extent cx="3232800" cy="795600"/>
-          <wp:effectExtent l="0" t="0" r="5715" b="5080"/>
+          <wp:effectExtent b="0" l="0" r="0" t="0"/>
           <wp:wrapNone/>
-          <wp:docPr id="6" name="image2.png" descr="Archivo:Logo DuocUC.svg - Wikipedia, la enciclopedia libre"/>
-          <wp:cNvGraphicFramePr/>
-          <a:graphic xmlns:a="http://schemas.openxmlformats.org/drawingml/2006/main">
+          <wp:docPr descr="Archivo:Logo DuocUC.svg - Wikipedia, la enciclopedia libre" id="920227040" name="image1.png"/>
+          <a:graphic>
             <a:graphicData uri="http://schemas.openxmlformats.org/drawingml/2006/picture">
-              <pic:pic xmlns:pic="http://schemas.openxmlformats.org/drawingml/2006/picture">
+              <pic:pic>
                 <pic:nvPicPr>
-                  <pic:cNvPr id="0" name="image2.png" descr="Archivo:Logo DuocUC.svg - Wikipedia, la enciclopedia libre"/>
+                  <pic:cNvPr descr="Archivo:Logo DuocUC.svg - Wikipedia, la enciclopedia libre" id="0" name="image1.png"/>
                   <pic:cNvPicPr preferRelativeResize="0"/>
                 </pic:nvPicPr>
                 <pic:blipFill>
                   <a:blip r:embed="rId1"/>
-                  <a:srcRect/>
+                  <a:srcRect b="0" l="0" r="0" t="0"/>
                   <a:stretch>
                     <a:fillRect/>
                   </a:stretch>
@@ -1158,20 +1069,12 @@
                     <a:off x="0" y="0"/>
                     <a:ext cx="3232800" cy="795600"/>
                   </a:xfrm>
-                  <a:prstGeom prst="rect">
-                    <a:avLst/>
-                  </a:prstGeom>
+                  <a:prstGeom prst="rect"/>
                   <a:ln/>
                 </pic:spPr>
               </pic:pic>
             </a:graphicData>
           </a:graphic>
-          <wp14:sizeRelH relativeFrom="margin">
-            <wp14:pctWidth>0</wp14:pctWidth>
-          </wp14:sizeRelH>
-          <wp14:sizeRelV relativeFrom="margin">
-            <wp14:pctHeight>0</wp14:pctHeight>
-          </wp14:sizeRelV>
         </wp:anchor>
       </w:drawing>
     </w:r>
@@ -1179,575 +1082,148 @@
 </w:hdr>
 </file>
 
+<file path=word/numbering.xml><?xml version="1.0" encoding="utf-8"?>
+<w:numbering xmlns:mc="http://schemas.openxmlformats.org/markup-compatibility/2006" xmlns:o="urn:schemas-microsoft-com:office:office" xmlns:r="http://schemas.openxmlformats.org/officeDocument/2006/relationships" xmlns:m="http://schemas.openxmlformats.org/officeDocument/2006/math" xmlns:v="urn:schemas-microsoft-com:vml" xmlns:wp="http://schemas.openxmlformats.org/drawingml/2006/wordprocessingDrawing" xmlns:w10="urn:schemas-microsoft-com:office:word" xmlns:w="http://schemas.openxmlformats.org/wordprocessingml/2006/main" xmlns:wne="http://schemas.microsoft.com/office/word/2006/wordml" xmlns:sl="http://schemas.openxmlformats.org/schemaLibrary/2006/main" xmlns:a="http://schemas.openxmlformats.org/drawingml/2006/main" xmlns:pic="http://schemas.openxmlformats.org/drawingml/2006/picture" xmlns:c="http://schemas.openxmlformats.org/drawingml/2006/chart" xmlns:lc="http://schemas.openxmlformats.org/drawingml/2006/lockedCanvas" xmlns:dgm="http://schemas.openxmlformats.org/drawingml/2006/diagram" xmlns:wps="http://schemas.microsoft.com/office/word/2010/wordprocessingShape" xmlns:wpg="http://schemas.microsoft.com/office/word/2010/wordprocessingGroup" xmlns:w14="http://schemas.microsoft.com/office/word/2010/wordml" xmlns:w15="http://schemas.microsoft.com/office/word/2012/wordml" xmlns:w16="http://schemas.microsoft.com/office/word/2018/wordml" xmlns:w16cex="http://schemas.microsoft.com/office/word/2018/wordml/cex" xmlns:w16cid="http://schemas.microsoft.com/office/word/2016/wordml/cid" xmlns="http://schemas.microsoft.com/office/tasks/2019/documenttasks" xmlns:cr="http://schemas.microsoft.com/office/comments/2020/reactions"/>
+</file>
+
 <file path=word/styles.xml><?xml version="1.0" encoding="utf-8"?>
-<w:styles xmlns:mc="http://schemas.openxmlformats.org/markup-compatibility/2006" xmlns:r="http://schemas.openxmlformats.org/officeDocument/2006/relationships" xmlns:w="http://schemas.openxmlformats.org/wordprocessingml/2006/main" xmlns:w14="http://schemas.microsoft.com/office/word/2010/wordml" xmlns:w15="http://schemas.microsoft.com/office/word/2012/wordml" xmlns:w16cex="http://schemas.microsoft.com/office/word/2018/wordml/cex" xmlns:w16cid="http://schemas.microsoft.com/office/word/2016/wordml/cid" xmlns:w16="http://schemas.microsoft.com/office/word/2018/wordml" xmlns:w16du="http://schemas.microsoft.com/office/word/2023/wordml/word16du" xmlns:w16sdtdh="http://schemas.microsoft.com/office/word/2020/wordml/sdtdatahash" xmlns:w16sdtfl="http://schemas.microsoft.com/office/word/2024/wordml/sdtformatlock" xmlns:w16se="http://schemas.microsoft.com/office/word/2015/wordml/symex" mc:Ignorable="w14 w15 w16se w16cid w16 w16cex w16sdtdh w16sdtfl w16du">
+<w:styles xmlns:mc="http://schemas.openxmlformats.org/markup-compatibility/2006" xmlns:o="urn:schemas-microsoft-com:office:office" xmlns:r="http://schemas.openxmlformats.org/officeDocument/2006/relationships" xmlns:m="http://schemas.openxmlformats.org/officeDocument/2006/math" xmlns:v="urn:schemas-microsoft-com:vml" xmlns:wp="http://schemas.openxmlformats.org/drawingml/2006/wordprocessingDrawing" xmlns:w10="urn:schemas-microsoft-com:office:word" xmlns:w="http://schemas.openxmlformats.org/wordprocessingml/2006/main" xmlns:wne="http://schemas.microsoft.com/office/word/2006/wordml" xmlns:sl="http://schemas.openxmlformats.org/schemaLibrary/2006/main" xmlns:a="http://schemas.openxmlformats.org/drawingml/2006/main" xmlns:pic="http://schemas.openxmlformats.org/drawingml/2006/picture" xmlns:c="http://schemas.openxmlformats.org/drawingml/2006/chart" xmlns:lc="http://schemas.openxmlformats.org/drawingml/2006/lockedCanvas" xmlns:dgm="http://schemas.openxmlformats.org/drawingml/2006/diagram" xmlns:wps="http://schemas.microsoft.com/office/word/2010/wordprocessingShape" xmlns:wpg="http://schemas.microsoft.com/office/word/2010/wordprocessingGroup" xmlns:w14="http://schemas.microsoft.com/office/word/2010/wordml" xmlns:w15="http://schemas.microsoft.com/office/word/2012/wordml" xmlns:w16="http://schemas.microsoft.com/office/word/2018/wordml" xmlns:w16cex="http://schemas.microsoft.com/office/word/2018/wordml/cex" xmlns:w16cid="http://schemas.microsoft.com/office/word/2016/wordml/cid" xmlns="http://schemas.microsoft.com/office/tasks/2019/documenttasks" xmlns:cr="http://schemas.microsoft.com/office/comments/2020/reactions">
   <w:docDefaults>
     <w:rPrDefault>
       <w:rPr>
-        <w:rFonts w:asciiTheme="minorHAnsi" w:eastAsiaTheme="minorHAnsi" w:hAnsiTheme="minorHAnsi" w:cstheme="minorBidi"/>
-        <w:kern w:val="2"/>
-        <w:sz w:val="24"/>
-        <w:szCs w:val="24"/>
-        <w:lang w:val="es-ES" w:eastAsia="en-US" w:bidi="ar-SA"/>
-        <w14:ligatures w14:val="standardContextual"/>
+        <w:rFonts w:ascii="Aptos" w:cs="Aptos" w:eastAsia="Aptos" w:hAnsi="Aptos"/>
+        <w:sz w:val="22"/>
+        <w:szCs w:val="22"/>
+        <w:lang w:val="es"/>
       </w:rPr>
     </w:rPrDefault>
     <w:pPrDefault>
       <w:pPr>
-        <w:spacing w:after="160" w:line="278" w:lineRule="auto"/>
+        <w:spacing w:after="160" w:line="259" w:lineRule="auto"/>
       </w:pPr>
     </w:pPrDefault>
   </w:docDefaults>
-  <w:latentStyles w:defLockedState="0" w:defUIPriority="99" w:defSemiHidden="0" w:defUnhideWhenUsed="0" w:defQFormat="0" w:count="376">
-    <w:lsdException w:name="Normal" w:uiPriority="0" w:qFormat="1"/>
-    <w:lsdException w:name="heading 1" w:uiPriority="9" w:qFormat="1"/>
-    <w:lsdException w:name="heading 2" w:semiHidden="1" w:uiPriority="9" w:unhideWhenUsed="1" w:qFormat="1"/>
-    <w:lsdException w:name="heading 3" w:semiHidden="1" w:uiPriority="9" w:unhideWhenUsed="1" w:qFormat="1"/>
-    <w:lsdException w:name="heading 4" w:semiHidden="1" w:uiPriority="9" w:unhideWhenUsed="1" w:qFormat="1"/>
-    <w:lsdException w:name="heading 5" w:semiHidden="1" w:uiPriority="9" w:unhideWhenUsed="1" w:qFormat="1"/>
-    <w:lsdException w:name="heading 6" w:semiHidden="1" w:uiPriority="9" w:unhideWhenUsed="1" w:qFormat="1"/>
-    <w:lsdException w:name="heading 7" w:semiHidden="1" w:uiPriority="9" w:unhideWhenUsed="1" w:qFormat="1"/>
-    <w:lsdException w:name="heading 8" w:semiHidden="1" w:uiPriority="9" w:unhideWhenUsed="1" w:qFormat="1"/>
-    <w:lsdException w:name="heading 9" w:semiHidden="1" w:uiPriority="9" w:unhideWhenUsed="1" w:qFormat="1"/>
-    <w:lsdException w:name="index 1" w:semiHidden="1" w:unhideWhenUsed="1"/>
-    <w:lsdException w:name="index 2" w:semiHidden="1" w:unhideWhenUsed="1"/>
-    <w:lsdException w:name="index 3" w:semiHidden="1" w:unhideWhenUsed="1"/>
-    <w:lsdException w:name="index 4" w:semiHidden="1" w:unhideWhenUsed="1"/>
-    <w:lsdException w:name="index 5" w:semiHidden="1" w:unhideWhenUsed="1"/>
-    <w:lsdException w:name="index 6" w:semiHidden="1" w:unhideWhenUsed="1"/>
-    <w:lsdException w:name="index 7" w:semiHidden="1" w:unhideWhenUsed="1"/>
-    <w:lsdException w:name="index 8" w:semiHidden="1" w:unhideWhenUsed="1"/>
-    <w:lsdException w:name="index 9" w:semiHidden="1" w:unhideWhenUsed="1"/>
-    <w:lsdException w:name="toc 1" w:semiHidden="1" w:uiPriority="39" w:unhideWhenUsed="1"/>
-    <w:lsdException w:name="toc 2" w:semiHidden="1" w:uiPriority="39" w:unhideWhenUsed="1"/>
-    <w:lsdException w:name="toc 3" w:semiHidden="1" w:uiPriority="39" w:unhideWhenUsed="1"/>
-    <w:lsdException w:name="toc 4" w:semiHidden="1" w:uiPriority="39" w:unhideWhenUsed="1"/>
-    <w:lsdException w:name="toc 5" w:semiHidden="1" w:uiPriority="39" w:unhideWhenUsed="1"/>
-    <w:lsdException w:name="toc 6" w:semiHidden="1" w:uiPriority="39" w:unhideWhenUsed="1"/>
-    <w:lsdException w:name="toc 7" w:semiHidden="1" w:uiPriority="39" w:unhideWhenUsed="1"/>
-    <w:lsdException w:name="toc 8" w:semiHidden="1" w:uiPriority="39" w:unhideWhenUsed="1"/>
-    <w:lsdException w:name="toc 9" w:semiHidden="1" w:uiPriority="39" w:unhideWhenUsed="1"/>
-    <w:lsdException w:name="Normal Indent" w:semiHidden="1" w:unhideWhenUsed="1"/>
-    <w:lsdException w:name="footnote text" w:semiHidden="1" w:unhideWhenUsed="1"/>
-    <w:lsdException w:name="annotation text" w:semiHidden="1" w:unhideWhenUsed="1"/>
-    <w:lsdException w:name="header" w:semiHidden="1" w:unhideWhenUsed="1"/>
-    <w:lsdException w:name="footer" w:semiHidden="1" w:unhideWhenUsed="1"/>
-    <w:lsdException w:name="index heading" w:semiHidden="1" w:unhideWhenUsed="1"/>
-    <w:lsdException w:name="caption" w:semiHidden="1" w:uiPriority="35" w:unhideWhenUsed="1" w:qFormat="1"/>
-    <w:lsdException w:name="table of figures" w:semiHidden="1" w:unhideWhenUsed="1"/>
-    <w:lsdException w:name="envelope address" w:semiHidden="1" w:unhideWhenUsed="1"/>
-    <w:lsdException w:name="envelope return" w:semiHidden="1" w:unhideWhenUsed="1"/>
-    <w:lsdException w:name="footnote reference" w:semiHidden="1" w:unhideWhenUsed="1"/>
-    <w:lsdException w:name="annotation reference" w:semiHidden="1" w:unhideWhenUsed="1"/>
-    <w:lsdException w:name="line number" w:semiHidden="1" w:unhideWhenUsed="1"/>
-    <w:lsdException w:name="page number" w:semiHidden="1" w:unhideWhenUsed="1"/>
-    <w:lsdException w:name="endnote reference" w:semiHidden="1" w:unhideWhenUsed="1"/>
-    <w:lsdException w:name="endnote text" w:semiHidden="1" w:unhideWhenUsed="1"/>
-    <w:lsdException w:name="table of authorities" w:semiHidden="1" w:unhideWhenUsed="1"/>
-    <w:lsdException w:name="macro" w:semiHidden="1" w:unhideWhenUsed="1"/>
-    <w:lsdException w:name="toa heading" w:semiHidden="1" w:unhideWhenUsed="1"/>
-    <w:lsdException w:name="List" w:semiHidden="1" w:unhideWhenUsed="1"/>
-    <w:lsdException w:name="List Bullet" w:semiHidden="1" w:unhideWhenUsed="1"/>
-    <w:lsdException w:name="List Number" w:semiHidden="1" w:unhideWhenUsed="1"/>
-    <w:lsdException w:name="List 2" w:semiHidden="1" w:unhideWhenUsed="1"/>
-    <w:lsdException w:name="List 3" w:semiHidden="1" w:unhideWhenUsed="1"/>
-    <w:lsdException w:name="List 4" w:semiHidden="1" w:unhideWhenUsed="1"/>
-    <w:lsdException w:name="List 5" w:semiHidden="1" w:unhideWhenUsed="1"/>
-    <w:lsdException w:name="List Bullet 2" w:semiHidden="1" w:unhideWhenUsed="1"/>
-    <w:lsdException w:name="List Bullet 3" w:semiHidden="1" w:unhideWhenUsed="1"/>
-    <w:lsdException w:name="List Bullet 4" w:semiHidden="1" w:unhideWhenUsed="1"/>
-    <w:lsdException w:name="List Bullet 5" w:semiHidden="1" w:unhideWhenUsed="1"/>
-    <w:lsdException w:name="List Number 2" w:semiHidden="1" w:unhideWhenUsed="1"/>
-    <w:lsdException w:name="List Number 3" w:semiHidden="1" w:unhideWhenUsed="1"/>
-    <w:lsdException w:name="List Number 4" w:semiHidden="1" w:unhideWhenUsed="1"/>
-    <w:lsdException w:name="List Number 5" w:semiHidden="1" w:unhideWhenUsed="1"/>
-    <w:lsdException w:name="Title" w:uiPriority="10" w:qFormat="1"/>
-    <w:lsdException w:name="Closing" w:semiHidden="1" w:unhideWhenUsed="1"/>
-    <w:lsdException w:name="Signature" w:semiHidden="1" w:unhideWhenUsed="1"/>
-    <w:lsdException w:name="Default Paragraph Font" w:semiHidden="1" w:uiPriority="1" w:unhideWhenUsed="1"/>
-    <w:lsdException w:name="Body Text" w:semiHidden="1" w:unhideWhenUsed="1"/>
-    <w:lsdException w:name="Body Text Indent" w:semiHidden="1" w:unhideWhenUsed="1"/>
-    <w:lsdException w:name="List Continue" w:semiHidden="1" w:unhideWhenUsed="1"/>
-    <w:lsdException w:name="List Continue 2" w:semiHidden="1" w:unhideWhenUsed="1"/>
-    <w:lsdException w:name="List Continue 3" w:semiHidden="1" w:unhideWhenUsed="1"/>
-    <w:lsdException w:name="List Continue 4" w:semiHidden="1" w:unhideWhenUsed="1"/>
-    <w:lsdException w:name="List Continue 5" w:semiHidden="1" w:unhideWhenUsed="1"/>
-    <w:lsdException w:name="Message Header" w:semiHidden="1" w:unhideWhenUsed="1"/>
-    <w:lsdException w:name="Subtitle" w:uiPriority="11" w:qFormat="1"/>
-    <w:lsdException w:name="Salutation" w:semiHidden="1" w:unhideWhenUsed="1"/>
-    <w:lsdException w:name="Date" w:semiHidden="1" w:unhideWhenUsed="1"/>
-    <w:lsdException w:name="Body Text First Indent" w:semiHidden="1" w:unhideWhenUsed="1"/>
-    <w:lsdException w:name="Body Text First Indent 2" w:semiHidden="1" w:unhideWhenUsed="1"/>
-    <w:lsdException w:name="Note Heading" w:semiHidden="1" w:unhideWhenUsed="1"/>
-    <w:lsdException w:name="Body Text 2" w:semiHidden="1" w:unhideWhenUsed="1"/>
-    <w:lsdException w:name="Body Text 3" w:semiHidden="1" w:unhideWhenUsed="1"/>
-    <w:lsdException w:name="Body Text Indent 2" w:semiHidden="1" w:unhideWhenUsed="1"/>
-    <w:lsdException w:name="Body Text Indent 3" w:semiHidden="1" w:unhideWhenUsed="1"/>
-    <w:lsdException w:name="Block Text" w:semiHidden="1" w:unhideWhenUsed="1"/>
-    <w:lsdException w:name="Hyperlink" w:semiHidden="1" w:unhideWhenUsed="1"/>
-    <w:lsdException w:name="FollowedHyperlink" w:semiHidden="1" w:unhideWhenUsed="1"/>
-    <w:lsdException w:name="Strong" w:uiPriority="22" w:qFormat="1"/>
-    <w:lsdException w:name="Emphasis" w:uiPriority="20" w:qFormat="1"/>
-    <w:lsdException w:name="Document Map" w:semiHidden="1" w:unhideWhenUsed="1"/>
-    <w:lsdException w:name="Plain Text" w:semiHidden="1" w:unhideWhenUsed="1"/>
-    <w:lsdException w:name="E-mail Signature" w:semiHidden="1" w:unhideWhenUsed="1"/>
-    <w:lsdException w:name="HTML Top of Form" w:semiHidden="1" w:unhideWhenUsed="1"/>
-    <w:lsdException w:name="HTML Bottom of Form" w:semiHidden="1" w:unhideWhenUsed="1"/>
-    <w:lsdException w:name="Normal (Web)" w:semiHidden="1" w:unhideWhenUsed="1"/>
-    <w:lsdException w:name="HTML Acronym" w:semiHidden="1" w:unhideWhenUsed="1"/>
-    <w:lsdException w:name="HTML Address" w:semiHidden="1" w:unhideWhenUsed="1"/>
-    <w:lsdException w:name="HTML Cite" w:semiHidden="1" w:unhideWhenUsed="1"/>
-    <w:lsdException w:name="HTML Code" w:semiHidden="1" w:unhideWhenUsed="1"/>
-    <w:lsdException w:name="HTML Definition" w:semiHidden="1" w:unhideWhenUsed="1"/>
-    <w:lsdException w:name="HTML Keyboard" w:semiHidden="1" w:unhideWhenUsed="1"/>
-    <w:lsdException w:name="HTML Preformatted" w:semiHidden="1" w:unhideWhenUsed="1"/>
-    <w:lsdException w:name="HTML Sample" w:semiHidden="1" w:unhideWhenUsed="1"/>
-    <w:lsdException w:name="HTML Typewriter" w:semiHidden="1" w:unhideWhenUsed="1"/>
-    <w:lsdException w:name="HTML Variable" w:semiHidden="1" w:unhideWhenUsed="1"/>
-    <w:lsdException w:name="Normal Table" w:semiHidden="1" w:unhideWhenUsed="1"/>
-    <w:lsdException w:name="annotation subject" w:semiHidden="1" w:unhideWhenUsed="1"/>
-    <w:lsdException w:name="No List" w:semiHidden="1" w:unhideWhenUsed="1"/>
-    <w:lsdException w:name="Outline List 1" w:semiHidden="1" w:unhideWhenUsed="1"/>
-    <w:lsdException w:name="Outline List 2" w:semiHidden="1" w:unhideWhenUsed="1"/>
-    <w:lsdException w:name="Outline List 3" w:semiHidden="1" w:unhideWhenUsed="1"/>
-    <w:lsdException w:name="Table Simple 1" w:semiHidden="1" w:unhideWhenUsed="1"/>
-    <w:lsdException w:name="Table Simple 2" w:semiHidden="1" w:unhideWhenUsed="1"/>
-    <w:lsdException w:name="Table Simple 3" w:semiHidden="1" w:unhideWhenUsed="1"/>
-    <w:lsdException w:name="Table Classic 1" w:semiHidden="1" w:unhideWhenUsed="1"/>
-    <w:lsdException w:name="Table Classic 2" w:semiHidden="1" w:unhideWhenUsed="1"/>
-    <w:lsdException w:name="Table Classic 3" w:semiHidden="1" w:unhideWhenUsed="1"/>
-    <w:lsdException w:name="Table Classic 4" w:semiHidden="1" w:unhideWhenUsed="1"/>
-    <w:lsdException w:name="Table Colorful 1" w:semiHidden="1" w:unhideWhenUsed="1"/>
-    <w:lsdException w:name="Table Colorful 2" w:semiHidden="1" w:unhideWhenUsed="1"/>
-    <w:lsdException w:name="Table Colorful 3" w:semiHidden="1" w:unhideWhenUsed="1"/>
-    <w:lsdException w:name="Table Columns 1" w:semiHidden="1" w:unhideWhenUsed="1"/>
-    <w:lsdException w:name="Table Columns 2" w:semiHidden="1" w:unhideWhenUsed="1"/>
-    <w:lsdException w:name="Table Columns 3" w:semiHidden="1" w:unhideWhenUsed="1"/>
-    <w:lsdException w:name="Table Columns 4" w:semiHidden="1" w:unhideWhenUsed="1"/>
-    <w:lsdException w:name="Table Columns 5" w:semiHidden="1" w:unhideWhenUsed="1"/>
-    <w:lsdException w:name="Table Grid 1" w:semiHidden="1" w:unhideWhenUsed="1"/>
-    <w:lsdException w:name="Table Grid 2" w:semiHidden="1" w:unhideWhenUsed="1"/>
-    <w:lsdException w:name="Table Grid 3" w:semiHidden="1" w:unhideWhenUsed="1"/>
-    <w:lsdException w:name="Table Grid 4" w:semiHidden="1" w:unhideWhenUsed="1"/>
-    <w:lsdException w:name="Table Grid 5" w:semiHidden="1" w:unhideWhenUsed="1"/>
-    <w:lsdException w:name="Table Grid 6" w:semiHidden="1" w:unhideWhenUsed="1"/>
-    <w:lsdException w:name="Table Grid 7" w:semiHidden="1" w:unhideWhenUsed="1"/>
-    <w:lsdException w:name="Table Grid 8" w:semiHidden="1" w:unhideWhenUsed="1"/>
-    <w:lsdException w:name="Table List 1" w:semiHidden="1" w:unhideWhenUsed="1"/>
-    <w:lsdException w:name="Table List 2" w:semiHidden="1" w:unhideWhenUsed="1"/>
-    <w:lsdException w:name="Table List 3" w:semiHidden="1" w:unhideWhenUsed="1"/>
-    <w:lsdException w:name="Table List 4" w:semiHidden="1" w:unhideWhenUsed="1"/>
-    <w:lsdException w:name="Table List 5" w:semiHidden="1" w:unhideWhenUsed="1"/>
-    <w:lsdException w:name="Table List 6" w:semiHidden="1" w:unhideWhenUsed="1"/>
-    <w:lsdException w:name="Table List 7" w:semiHidden="1" w:unhideWhenUsed="1"/>
-    <w:lsdException w:name="Table List 8" w:semiHidden="1" w:unhideWhenUsed="1"/>
-    <w:lsdException w:name="Table 3D effects 1" w:semiHidden="1" w:unhideWhenUsed="1"/>
-    <w:lsdException w:name="Table 3D effects 2" w:semiHidden="1" w:unhideWhenUsed="1"/>
-    <w:lsdException w:name="Table 3D effects 3" w:semiHidden="1" w:unhideWhenUsed="1"/>
-    <w:lsdException w:name="Table Contemporary" w:semiHidden="1" w:unhideWhenUsed="1"/>
-    <w:lsdException w:name="Table Elegant" w:semiHidden="1" w:unhideWhenUsed="1"/>
-    <w:lsdException w:name="Table Professional" w:semiHidden="1" w:unhideWhenUsed="1"/>
-    <w:lsdException w:name="Table Subtle 1" w:semiHidden="1" w:unhideWhenUsed="1"/>
-    <w:lsdException w:name="Table Subtle 2" w:semiHidden="1" w:unhideWhenUsed="1"/>
-    <w:lsdException w:name="Table Web 1" w:semiHidden="1" w:unhideWhenUsed="1"/>
-    <w:lsdException w:name="Table Web 2" w:semiHidden="1" w:unhideWhenUsed="1"/>
-    <w:lsdException w:name="Table Web 3" w:semiHidden="1" w:unhideWhenUsed="1"/>
-    <w:lsdException w:name="Balloon Text" w:semiHidden="1" w:unhideWhenUsed="1"/>
-    <w:lsdException w:name="Table Grid" w:uiPriority="39"/>
-    <w:lsdException w:name="Table Theme" w:semiHidden="1" w:unhideWhenUsed="1"/>
-    <w:lsdException w:name="Placeholder Text" w:semiHidden="1"/>
-    <w:lsdException w:name="No Spacing" w:uiPriority="1" w:qFormat="1"/>
-    <w:lsdException w:name="Light Shading" w:uiPriority="60"/>
-    <w:lsdException w:name="Light List" w:uiPriority="61"/>
-    <w:lsdException w:name="Light Grid" w:uiPriority="62"/>
-    <w:lsdException w:name="Medium Shading 1" w:uiPriority="63"/>
-    <w:lsdException w:name="Medium Shading 2" w:uiPriority="64"/>
-    <w:lsdException w:name="Medium List 1" w:uiPriority="65"/>
-    <w:lsdException w:name="Medium List 2" w:uiPriority="66"/>
-    <w:lsdException w:name="Medium Grid 1" w:uiPriority="67"/>
-    <w:lsdException w:name="Medium Grid 2" w:uiPriority="68"/>
-    <w:lsdException w:name="Medium Grid 3" w:uiPriority="69"/>
-    <w:lsdException w:name="Dark List" w:uiPriority="70"/>
-    <w:lsdException w:name="Colorful Shading" w:uiPriority="71"/>
-    <w:lsdException w:name="Colorful List" w:uiPriority="72"/>
-    <w:lsdException w:name="Colorful Grid" w:uiPriority="73"/>
-    <w:lsdException w:name="Light Shading Accent 1" w:uiPriority="60"/>
-    <w:lsdException w:name="Light List Accent 1" w:uiPriority="61"/>
-    <w:lsdException w:name="Light Grid Accent 1" w:uiPriority="62"/>
-    <w:lsdException w:name="Medium Shading 1 Accent 1" w:uiPriority="63"/>
-    <w:lsdException w:name="Medium Shading 2 Accent 1" w:uiPriority="64"/>
-    <w:lsdException w:name="Medium List 1 Accent 1" w:uiPriority="65"/>
-    <w:lsdException w:name="Revision" w:semiHidden="1"/>
-    <w:lsdException w:name="List Paragraph" w:uiPriority="34" w:qFormat="1"/>
-    <w:lsdException w:name="Quote" w:uiPriority="29" w:qFormat="1"/>
-    <w:lsdException w:name="Intense Quote" w:uiPriority="30" w:qFormat="1"/>
-    <w:lsdException w:name="Medium List 2 Accent 1" w:uiPriority="66"/>
-    <w:lsdException w:name="Medium Grid 1 Accent 1" w:uiPriority="67"/>
-    <w:lsdException w:name="Medium Grid 2 Accent 1" w:uiPriority="68"/>
-    <w:lsdException w:name="Medium Grid 3 Accent 1" w:uiPriority="69"/>
-    <w:lsdException w:name="Dark List Accent 1" w:uiPriority="70"/>
-    <w:lsdException w:name="Colorful Shading Accent 1" w:uiPriority="71"/>
-    <w:lsdException w:name="Colorful List Accent 1" w:uiPriority="72"/>
-    <w:lsdException w:name="Colorful Grid Accent 1" w:uiPriority="73"/>
-    <w:lsdException w:name="Light Shading Accent 2" w:uiPriority="60"/>
-    <w:lsdException w:name="Light List Accent 2" w:uiPriority="61"/>
-    <w:lsdException w:name="Light Grid Accent 2" w:uiPriority="62"/>
-    <w:lsdException w:name="Medium Shading 1 Accent 2" w:uiPriority="63"/>
-    <w:lsdException w:name="Medium Shading 2 Accent 2" w:uiPriority="64"/>
-    <w:lsdException w:name="Medium List 1 Accent 2" w:uiPriority="65"/>
-    <w:lsdException w:name="Medium List 2 Accent 2" w:uiPriority="66"/>
-    <w:lsdException w:name="Medium Grid 1 Accent 2" w:uiPriority="67"/>
-    <w:lsdException w:name="Medium Grid 2 Accent 2" w:uiPriority="68"/>
-    <w:lsdException w:name="Medium Grid 3 Accent 2" w:uiPriority="69"/>
-    <w:lsdException w:name="Dark List Accent 2" w:uiPriority="70"/>
-    <w:lsdException w:name="Colorful Shading Accent 2" w:uiPriority="71"/>
-    <w:lsdException w:name="Colorful List Accent 2" w:uiPriority="72"/>
-    <w:lsdException w:name="Colorful Grid Accent 2" w:uiPriority="73"/>
-    <w:lsdException w:name="Light Shading Accent 3" w:uiPriority="60"/>
-    <w:lsdException w:name="Light List Accent 3" w:uiPriority="61"/>
-    <w:lsdException w:name="Light Grid Accent 3" w:uiPriority="62"/>
-    <w:lsdException w:name="Medium Shading 1 Accent 3" w:uiPriority="63"/>
-    <w:lsdException w:name="Medium Shading 2 Accent 3" w:uiPriority="64"/>
-    <w:lsdException w:name="Medium List 1 Accent 3" w:uiPriority="65"/>
-    <w:lsdException w:name="Medium List 2 Accent 3" w:uiPriority="66"/>
-    <w:lsdException w:name="Medium Grid 1 Accent 3" w:uiPriority="67"/>
-    <w:lsdException w:name="Medium Grid 2 Accent 3" w:uiPriority="68"/>
-    <w:lsdException w:name="Medium Grid 3 Accent 3" w:uiPriority="69"/>
-    <w:lsdException w:name="Dark List Accent 3" w:uiPriority="70"/>
-    <w:lsdException w:name="Colorful Shading Accent 3" w:uiPriority="71"/>
-    <w:lsdException w:name="Colorful List Accent 3" w:uiPriority="72"/>
-    <w:lsdException w:name="Colorful Grid Accent 3" w:uiPriority="73"/>
-    <w:lsdException w:name="Light Shading Accent 4" w:uiPriority="60"/>
-    <w:lsdException w:name="Light List Accent 4" w:uiPriority="61"/>
-    <w:lsdException w:name="Light Grid Accent 4" w:uiPriority="62"/>
-    <w:lsdException w:name="Medium Shading 1 Accent 4" w:uiPriority="63"/>
-    <w:lsdException w:name="Medium Shading 2 Accent 4" w:uiPriority="64"/>
-    <w:lsdException w:name="Medium List 1 Accent 4" w:uiPriority="65"/>
-    <w:lsdException w:name="Medium List 2 Accent 4" w:uiPriority="66"/>
-    <w:lsdException w:name="Medium Grid 1 Accent 4" w:uiPriority="67"/>
-    <w:lsdException w:name="Medium Grid 2 Accent 4" w:uiPriority="68"/>
-    <w:lsdException w:name="Medium Grid 3 Accent 4" w:uiPriority="69"/>
-    <w:lsdException w:name="Dark List Accent 4" w:uiPriority="70"/>
-    <w:lsdException w:name="Colorful Shading Accent 4" w:uiPriority="71"/>
-    <w:lsdException w:name="Colorful List Accent 4" w:uiPriority="72"/>
-    <w:lsdException w:name="Colorful Grid Accent 4" w:uiPriority="73"/>
-    <w:lsdException w:name="Light Shading Accent 5" w:uiPriority="60"/>
-    <w:lsdException w:name="Light List Accent 5" w:uiPriority="61"/>
-    <w:lsdException w:name="Light Grid Accent 5" w:uiPriority="62"/>
-    <w:lsdException w:name="Medium Shading 1 Accent 5" w:uiPriority="63"/>
-    <w:lsdException w:name="Medium Shading 2 Accent 5" w:uiPriority="64"/>
-    <w:lsdException w:name="Medium List 1 Accent 5" w:uiPriority="65"/>
-    <w:lsdException w:name="Medium List 2 Accent 5" w:uiPriority="66"/>
-    <w:lsdException w:name="Medium Grid 1 Accent 5" w:uiPriority="67"/>
-    <w:lsdException w:name="Medium Grid 2 Accent 5" w:uiPriority="68"/>
-    <w:lsdException w:name="Medium Grid 3 Accent 5" w:uiPriority="69"/>
-    <w:lsdException w:name="Dark List Accent 5" w:uiPriority="70"/>
-    <w:lsdException w:name="Colorful Shading Accent 5" w:uiPriority="71"/>
-    <w:lsdException w:name="Colorful List Accent 5" w:uiPriority="72"/>
-    <w:lsdException w:name="Colorful Grid Accent 5" w:uiPriority="73"/>
-    <w:lsdException w:name="Light Shading Accent 6" w:uiPriority="60"/>
-    <w:lsdException w:name="Light List Accent 6" w:uiPriority="61"/>
-    <w:lsdException w:name="Light Grid Accent 6" w:uiPriority="62"/>
-    <w:lsdException w:name="Medium Shading 1 Accent 6" w:uiPriority="63"/>
-    <w:lsdException w:name="Medium Shading 2 Accent 6" w:uiPriority="64"/>
-    <w:lsdException w:name="Medium List 1 Accent 6" w:uiPriority="65"/>
-    <w:lsdException w:name="Medium List 2 Accent 6" w:uiPriority="66"/>
-    <w:lsdException w:name="Medium Grid 1 Accent 6" w:uiPriority="67"/>
-    <w:lsdException w:name="Medium Grid 2 Accent 6" w:uiPriority="68"/>
-    <w:lsdException w:name="Medium Grid 3 Accent 6" w:uiPriority="69"/>
-    <w:lsdException w:name="Dark List Accent 6" w:uiPriority="70"/>
-    <w:lsdException w:name="Colorful Shading Accent 6" w:uiPriority="71"/>
-    <w:lsdException w:name="Colorful List Accent 6" w:uiPriority="72"/>
-    <w:lsdException w:name="Colorful Grid Accent 6" w:uiPriority="73"/>
-    <w:lsdException w:name="Subtle Emphasis" w:uiPriority="19" w:qFormat="1"/>
-    <w:lsdException w:name="Intense Emphasis" w:uiPriority="21" w:qFormat="1"/>
-    <w:lsdException w:name="Subtle Reference" w:uiPriority="31" w:qFormat="1"/>
-    <w:lsdException w:name="Intense Reference" w:uiPriority="32" w:qFormat="1"/>
-    <w:lsdException w:name="Book Title" w:uiPriority="33" w:qFormat="1"/>
-    <w:lsdException w:name="Bibliography" w:semiHidden="1" w:uiPriority="37" w:unhideWhenUsed="1"/>
-    <w:lsdException w:name="TOC Heading" w:semiHidden="1" w:uiPriority="39" w:unhideWhenUsed="1" w:qFormat="1"/>
-    <w:lsdException w:name="Plain Table 1" w:uiPriority="41"/>
-    <w:lsdException w:name="Plain Table 2" w:uiPriority="42"/>
-    <w:lsdException w:name="Plain Table 3" w:uiPriority="43"/>
-    <w:lsdException w:name="Plain Table 4" w:uiPriority="44"/>
-    <w:lsdException w:name="Plain Table 5" w:uiPriority="45"/>
-    <w:lsdException w:name="Grid Table Light" w:uiPriority="40"/>
-    <w:lsdException w:name="Grid Table 1 Light" w:uiPriority="46"/>
-    <w:lsdException w:name="Grid Table 2" w:uiPriority="47"/>
-    <w:lsdException w:name="Grid Table 3" w:uiPriority="48"/>
-    <w:lsdException w:name="Grid Table 4" w:uiPriority="49"/>
-    <w:lsdException w:name="Grid Table 5 Dark" w:uiPriority="50"/>
-    <w:lsdException w:name="Grid Table 6 Colorful" w:uiPriority="51"/>
-    <w:lsdException w:name="Grid Table 7 Colorful" w:uiPriority="52"/>
-    <w:lsdException w:name="Grid Table 1 Light Accent 1" w:uiPriority="46"/>
-    <w:lsdException w:name="Grid Table 2 Accent 1" w:uiPriority="47"/>
-    <w:lsdException w:name="Grid Table 3 Accent 1" w:uiPriority="48"/>
-    <w:lsdException w:name="Grid Table 4 Accent 1" w:uiPriority="49"/>
-    <w:lsdException w:name="Grid Table 5 Dark Accent 1" w:uiPriority="50"/>
-    <w:lsdException w:name="Grid Table 6 Colorful Accent 1" w:uiPriority="51"/>
-    <w:lsdException w:name="Grid Table 7 Colorful Accent 1" w:uiPriority="52"/>
-    <w:lsdException w:name="Grid Table 1 Light Accent 2" w:uiPriority="46"/>
-    <w:lsdException w:name="Grid Table 2 Accent 2" w:uiPriority="47"/>
-    <w:lsdException w:name="Grid Table 3 Accent 2" w:uiPriority="48"/>
-    <w:lsdException w:name="Grid Table 4 Accent 2" w:uiPriority="49"/>
-    <w:lsdException w:name="Grid Table 5 Dark Accent 2" w:uiPriority="50"/>
-    <w:lsdException w:name="Grid Table 6 Colorful Accent 2" w:uiPriority="51"/>
-    <w:lsdException w:name="Grid Table 7 Colorful Accent 2" w:uiPriority="52"/>
-    <w:lsdException w:name="Grid Table 1 Light Accent 3" w:uiPriority="46"/>
-    <w:lsdException w:name="Grid Table 2 Accent 3" w:uiPriority="47"/>
-    <w:lsdException w:name="Grid Table 3 Accent 3" w:uiPriority="48"/>
-    <w:lsdException w:name="Grid Table 4 Accent 3" w:uiPriority="49"/>
-    <w:lsdException w:name="Grid Table 5 Dark Accent 3" w:uiPriority="50"/>
-    <w:lsdException w:name="Grid Table 6 Colorful Accent 3" w:uiPriority="51"/>
-    <w:lsdException w:name="Grid Table 7 Colorful Accent 3" w:uiPriority="52"/>
-    <w:lsdException w:name="Grid Table 1 Light Accent 4" w:uiPriority="46"/>
-    <w:lsdException w:name="Grid Table 2 Accent 4" w:uiPriority="47"/>
-    <w:lsdException w:name="Grid Table 3 Accent 4" w:uiPriority="48"/>
-    <w:lsdException w:name="Grid Table 4 Accent 4" w:uiPriority="49"/>
-    <w:lsdException w:name="Grid Table 5 Dark Accent 4" w:uiPriority="50"/>
-    <w:lsdException w:name="Grid Table 6 Colorful Accent 4" w:uiPriority="51"/>
-    <w:lsdException w:name="Grid Table 7 Colorful Accent 4" w:uiPriority="52"/>
-    <w:lsdException w:name="Grid Table 1 Light Accent 5" w:uiPriority="46"/>
-    <w:lsdException w:name="Grid Table 2 Accent 5" w:uiPriority="47"/>
-    <w:lsdException w:name="Grid Table 3 Accent 5" w:uiPriority="48"/>
-    <w:lsdException w:name="Grid Table 4 Accent 5" w:uiPriority="49"/>
-    <w:lsdException w:name="Grid Table 5 Dark Accent 5" w:uiPriority="50"/>
-    <w:lsdException w:name="Grid Table 6 Colorful Accent 5" w:uiPriority="51"/>
-    <w:lsdException w:name="Grid Table 7 Colorful Accent 5" w:uiPriority="52"/>
-    <w:lsdException w:name="Grid Table 1 Light Accent 6" w:uiPriority="46"/>
-    <w:lsdException w:name="Grid Table 2 Accent 6" w:uiPriority="47"/>
-    <w:lsdException w:name="Grid Table 3 Accent 6" w:uiPriority="48"/>
-    <w:lsdException w:name="Grid Table 4 Accent 6" w:uiPriority="49"/>
-    <w:lsdException w:name="Grid Table 5 Dark Accent 6" w:uiPriority="50"/>
-    <w:lsdException w:name="Grid Table 6 Colorful Accent 6" w:uiPriority="51"/>
-    <w:lsdException w:name="Grid Table 7 Colorful Accent 6" w:uiPriority="52"/>
-    <w:lsdException w:name="List Table 1 Light" w:uiPriority="46"/>
-    <w:lsdException w:name="List Table 2" w:uiPriority="47"/>
-    <w:lsdException w:name="List Table 3" w:uiPriority="48"/>
-    <w:lsdException w:name="List Table 4" w:uiPriority="49"/>
-    <w:lsdException w:name="List Table 5 Dark" w:uiPriority="50"/>
-    <w:lsdException w:name="List Table 6 Colorful" w:uiPriority="51"/>
-    <w:lsdException w:name="List Table 7 Colorful" w:uiPriority="52"/>
-    <w:lsdException w:name="List Table 1 Light Accent 1" w:uiPriority="46"/>
-    <w:lsdException w:name="List Table 2 Accent 1" w:uiPriority="47"/>
-    <w:lsdException w:name="List Table 3 Accent 1" w:uiPriority="48"/>
-    <w:lsdException w:name="List Table 4 Accent 1" w:uiPriority="49"/>
-    <w:lsdException w:name="List Table 5 Dark Accent 1" w:uiPriority="50"/>
-    <w:lsdException w:name="List Table 6 Colorful Accent 1" w:uiPriority="51"/>
-    <w:lsdException w:name="List Table 7 Colorful Accent 1" w:uiPriority="52"/>
-    <w:lsdException w:name="List Table 1 Light Accent 2" w:uiPriority="46"/>
-    <w:lsdException w:name="List Table 2 Accent 2" w:uiPriority="47"/>
-    <w:lsdException w:name="List Table 3 Accent 2" w:uiPriority="48"/>
-    <w:lsdException w:name="List Table 4 Accent 2" w:uiPriority="49"/>
-    <w:lsdException w:name="List Table 5 Dark Accent 2" w:uiPriority="50"/>
-    <w:lsdException w:name="List Table 6 Colorful Accent 2" w:uiPriority="51"/>
-    <w:lsdException w:name="List Table 7 Colorful Accent 2" w:uiPriority="52"/>
-    <w:lsdException w:name="List Table 1 Light Accent 3" w:uiPriority="46"/>
-    <w:lsdException w:name="List Table 2 Accent 3" w:uiPriority="47"/>
-    <w:lsdException w:name="List Table 3 Accent 3" w:uiPriority="48"/>
-    <w:lsdException w:name="List Table 4 Accent 3" w:uiPriority="49"/>
-    <w:lsdException w:name="List Table 5 Dark Accent 3" w:uiPriority="50"/>
-    <w:lsdException w:name="List Table 6 Colorful Accent 3" w:uiPriority="51"/>
-    <w:lsdException w:name="List Table 7 Colorful Accent 3" w:uiPriority="52"/>
-    <w:lsdException w:name="List Table 1 Light Accent 4" w:uiPriority="46"/>
-    <w:lsdException w:name="List Table 2 Accent 4" w:uiPriority="47"/>
-    <w:lsdException w:name="List Table 3 Accent 4" w:uiPriority="48"/>
-    <w:lsdException w:name="List Table 4 Accent 4" w:uiPriority="49"/>
-    <w:lsdException w:name="List Table 5 Dark Accent 4" w:uiPriority="50"/>
-    <w:lsdException w:name="List Table 6 Colorful Accent 4" w:uiPriority="51"/>
-    <w:lsdException w:name="List Table 7 Colorful Accent 4" w:uiPriority="52"/>
-    <w:lsdException w:name="List Table 1 Light Accent 5" w:uiPriority="46"/>
-    <w:lsdException w:name="List Table 2 Accent 5" w:uiPriority="47"/>
-    <w:lsdException w:name="List Table 3 Accent 5" w:uiPriority="48"/>
-    <w:lsdException w:name="List Table 4 Accent 5" w:uiPriority="49"/>
-    <w:lsdException w:name="List Table 5 Dark Accent 5" w:uiPriority="50"/>
-    <w:lsdException w:name="List Table 6 Colorful Accent 5" w:uiPriority="51"/>
-    <w:lsdException w:name="List Table 7 Colorful Accent 5" w:uiPriority="52"/>
-    <w:lsdException w:name="List Table 1 Light Accent 6" w:uiPriority="46"/>
-    <w:lsdException w:name="List Table 2 Accent 6" w:uiPriority="47"/>
-    <w:lsdException w:name="List Table 3 Accent 6" w:uiPriority="48"/>
-    <w:lsdException w:name="List Table 4 Accent 6" w:uiPriority="49"/>
-    <w:lsdException w:name="List Table 5 Dark Accent 6" w:uiPriority="50"/>
-    <w:lsdException w:name="List Table 6 Colorful Accent 6" w:uiPriority="51"/>
-    <w:lsdException w:name="List Table 7 Colorful Accent 6" w:uiPriority="52"/>
-    <w:lsdException w:name="Mention" w:semiHidden="1" w:unhideWhenUsed="1"/>
-    <w:lsdException w:name="Smart Hyperlink" w:semiHidden="1" w:unhideWhenUsed="1"/>
-    <w:lsdException w:name="Hashtag" w:semiHidden="1" w:unhideWhenUsed="1"/>
-    <w:lsdException w:name="Unresolved Mention" w:semiHidden="1" w:unhideWhenUsed="1"/>
-    <w:lsdException w:name="Smart Link" w:semiHidden="1" w:unhideWhenUsed="1"/>
-  </w:latentStyles>
-  <w:style w:type="paragraph" w:default="1" w:styleId="Normal">
-    <w:name w:val="Normal"/>
-    <w:qFormat/>
-    <w:rsid w:val="00DF6A9A"/>
-    <w:pPr>
-      <w:spacing w:line="259" w:lineRule="auto"/>
-    </w:pPr>
-    <w:rPr>
-      <w:rFonts w:eastAsiaTheme="minorEastAsia"/>
-      <w:kern w:val="0"/>
-      <w:sz w:val="22"/>
-      <w:szCs w:val="22"/>
-      <w:lang w:val="en-US" w:eastAsia="zh-CN"/>
-      <w14:ligatures w14:val="none"/>
-    </w:rPr>
-  </w:style>
-  <w:style w:type="paragraph" w:styleId="Ttulo1">
+  <w:style w:type="table" w:styleId="TableNormal" w:default="1">
+    <w:name w:val="TableNormal"/>
+    <w:tblPr>
+      <w:tblCellMar>
+        <w:top w:w="100.0" w:type="dxa"/>
+        <w:left w:w="100.0" w:type="dxa"/>
+        <w:bottom w:w="100.0" w:type="dxa"/>
+        <w:right w:w="100.0" w:type="dxa"/>
+      </w:tblCellMar>
+    </w:tblPr>
+  </w:style>
+  <w:style w:type="paragraph" w:styleId="Normal" w:default="1">
+    <w:name w:val="normal"/>
+  </w:style>
+  <w:style w:type="paragraph" w:styleId="Heading1">
     <w:name w:val="heading 1"/>
     <w:basedOn w:val="Normal"/>
     <w:next w:val="Normal"/>
-    <w:link w:val="Ttulo1Car"/>
-    <w:uiPriority w:val="9"/>
-    <w:qFormat/>
-    <w:rsid w:val="00DF6A9A"/>
     <w:pPr>
-      <w:keepNext/>
-      <w:keepLines/>
-      <w:spacing w:before="360" w:after="80" w:line="278" w:lineRule="auto"/>
-      <w:outlineLvl w:val="0"/>
+      <w:keepNext w:val="1"/>
+      <w:keepLines w:val="1"/>
+      <w:spacing w:after="80" w:before="360" w:line="278.00000000000006" w:lineRule="auto"/>
     </w:pPr>
     <w:rPr>
-      <w:rFonts w:asciiTheme="majorHAnsi" w:eastAsiaTheme="majorEastAsia" w:hAnsiTheme="majorHAnsi" w:cstheme="majorBidi"/>
-      <w:color w:val="0F4761" w:themeColor="accent1" w:themeShade="BF"/>
-      <w:kern w:val="2"/>
+      <w:rFonts w:ascii="Play" w:cs="Play" w:eastAsia="Play" w:hAnsi="Play"/>
+      <w:color w:val="0f4761"/>
       <w:sz w:val="40"/>
       <w:szCs w:val="40"/>
-      <w:lang w:val="es-ES" w:eastAsia="en-US"/>
-      <w14:ligatures w14:val="standardContextual"/>
     </w:rPr>
   </w:style>
-  <w:style w:type="paragraph" w:styleId="Ttulo2">
+  <w:style w:type="paragraph" w:styleId="Heading2">
     <w:name w:val="heading 2"/>
     <w:basedOn w:val="Normal"/>
     <w:next w:val="Normal"/>
-    <w:link w:val="Ttulo2Car"/>
-    <w:uiPriority w:val="9"/>
-    <w:semiHidden/>
-    <w:unhideWhenUsed/>
-    <w:qFormat/>
-    <w:rsid w:val="00DF6A9A"/>
     <w:pPr>
-      <w:keepNext/>
-      <w:keepLines/>
-      <w:spacing w:before="160" w:after="80" w:line="278" w:lineRule="auto"/>
-      <w:outlineLvl w:val="1"/>
+      <w:keepNext w:val="1"/>
+      <w:keepLines w:val="1"/>
+      <w:spacing w:after="80" w:before="160" w:line="278.00000000000006" w:lineRule="auto"/>
     </w:pPr>
     <w:rPr>
-      <w:rFonts w:asciiTheme="majorHAnsi" w:eastAsiaTheme="majorEastAsia" w:hAnsiTheme="majorHAnsi" w:cstheme="majorBidi"/>
-      <w:color w:val="0F4761" w:themeColor="accent1" w:themeShade="BF"/>
-      <w:kern w:val="2"/>
+      <w:rFonts w:ascii="Play" w:cs="Play" w:eastAsia="Play" w:hAnsi="Play"/>
+      <w:color w:val="0f4761"/>
       <w:sz w:val="32"/>
       <w:szCs w:val="32"/>
-      <w:lang w:val="es-ES" w:eastAsia="en-US"/>
-      <w14:ligatures w14:val="standardContextual"/>
     </w:rPr>
   </w:style>
-  <w:style w:type="paragraph" w:styleId="Ttulo3">
+  <w:style w:type="paragraph" w:styleId="Heading3">
     <w:name w:val="heading 3"/>
     <w:basedOn w:val="Normal"/>
     <w:next w:val="Normal"/>
-    <w:link w:val="Ttulo3Car"/>
-    <w:uiPriority w:val="9"/>
-    <w:semiHidden/>
-    <w:unhideWhenUsed/>
-    <w:qFormat/>
-    <w:rsid w:val="00DF6A9A"/>
     <w:pPr>
-      <w:keepNext/>
-      <w:keepLines/>
-      <w:spacing w:before="160" w:after="80" w:line="278" w:lineRule="auto"/>
-      <w:outlineLvl w:val="2"/>
+      <w:keepNext w:val="1"/>
+      <w:keepLines w:val="1"/>
+      <w:spacing w:after="80" w:before="160" w:line="278.00000000000006" w:lineRule="auto"/>
     </w:pPr>
     <w:rPr>
-      <w:rFonts w:eastAsiaTheme="majorEastAsia" w:cstheme="majorBidi"/>
-      <w:color w:val="0F4761" w:themeColor="accent1" w:themeShade="BF"/>
-      <w:kern w:val="2"/>
+      <w:color w:val="0f4761"/>
       <w:sz w:val="28"/>
       <w:szCs w:val="28"/>
-      <w:lang w:val="es-ES" w:eastAsia="en-US"/>
-      <w14:ligatures w14:val="standardContextual"/>
     </w:rPr>
   </w:style>
-  <w:style w:type="paragraph" w:styleId="Ttulo4">
+  <w:style w:type="paragraph" w:styleId="Heading4">
     <w:name w:val="heading 4"/>
     <w:basedOn w:val="Normal"/>
     <w:next w:val="Normal"/>
-    <w:link w:val="Ttulo4Car"/>
-    <w:uiPriority w:val="9"/>
-    <w:semiHidden/>
-    <w:unhideWhenUsed/>
-    <w:qFormat/>
-    <w:rsid w:val="00DF6A9A"/>
     <w:pPr>
-      <w:keepNext/>
-      <w:keepLines/>
-      <w:spacing w:before="80" w:after="40" w:line="278" w:lineRule="auto"/>
-      <w:outlineLvl w:val="3"/>
+      <w:keepNext w:val="1"/>
+      <w:keepLines w:val="1"/>
+      <w:spacing w:after="40" w:before="80" w:line="278.00000000000006" w:lineRule="auto"/>
     </w:pPr>
     <w:rPr>
-      <w:rFonts w:eastAsiaTheme="majorEastAsia" w:cstheme="majorBidi"/>
-      <w:i/>
-      <w:iCs/>
-      <w:color w:val="0F4761" w:themeColor="accent1" w:themeShade="BF"/>
-      <w:kern w:val="2"/>
+      <w:i w:val="1"/>
+      <w:iCs w:val="1"/>
+      <w:color w:val="0f4761"/>
       <w:sz w:val="24"/>
       <w:szCs w:val="24"/>
-      <w:lang w:val="es-ES" w:eastAsia="en-US"/>
-      <w14:ligatures w14:val="standardContextual"/>
     </w:rPr>
   </w:style>
-  <w:style w:type="paragraph" w:styleId="Ttulo5">
+  <w:style w:type="paragraph" w:styleId="Heading5">
     <w:name w:val="heading 5"/>
     <w:basedOn w:val="Normal"/>
     <w:next w:val="Normal"/>
-    <w:link w:val="Ttulo5Car"/>
-    <w:uiPriority w:val="9"/>
-    <w:semiHidden/>
-    <w:unhideWhenUsed/>
-    <w:qFormat/>
-    <w:rsid w:val="00DF6A9A"/>
     <w:pPr>
-      <w:keepNext/>
-      <w:keepLines/>
-      <w:spacing w:before="80" w:after="40" w:line="278" w:lineRule="auto"/>
-      <w:outlineLvl w:val="4"/>
+      <w:keepNext w:val="1"/>
+      <w:keepLines w:val="1"/>
+      <w:spacing w:after="40" w:before="80" w:line="278.00000000000006" w:lineRule="auto"/>
     </w:pPr>
     <w:rPr>
-      <w:rFonts w:eastAsiaTheme="majorEastAsia" w:cstheme="majorBidi"/>
-      <w:color w:val="0F4761" w:themeColor="accent1" w:themeShade="BF"/>
-      <w:kern w:val="2"/>
+      <w:color w:val="0f4761"/>
       <w:sz w:val="24"/>
       <w:szCs w:val="24"/>
-      <w:lang w:val="es-ES" w:eastAsia="en-US"/>
-      <w14:ligatures w14:val="standardContextual"/>
     </w:rPr>
   </w:style>
-  <w:style w:type="paragraph" w:styleId="Ttulo6">
+  <w:style w:type="paragraph" w:styleId="Heading6">
     <w:name w:val="heading 6"/>
     <w:basedOn w:val="Normal"/>
     <w:next w:val="Normal"/>
-    <w:link w:val="Ttulo6Car"/>
-    <w:uiPriority w:val="9"/>
-    <w:semiHidden/>
-    <w:unhideWhenUsed/>
-    <w:qFormat/>
-    <w:rsid w:val="00DF6A9A"/>
     <w:pPr>
-      <w:keepNext/>
-      <w:keepLines/>
-      <w:spacing w:before="40" w:after="0" w:line="278" w:lineRule="auto"/>
-      <w:outlineLvl w:val="5"/>
+      <w:keepNext w:val="1"/>
+      <w:keepLines w:val="1"/>
+      <w:spacing w:after="0" w:before="40" w:line="278.00000000000006" w:lineRule="auto"/>
     </w:pPr>
     <w:rPr>
-      <w:rFonts w:eastAsiaTheme="majorEastAsia" w:cstheme="majorBidi"/>
-      <w:i/>
-      <w:iCs/>
-      <w:color w:val="595959" w:themeColor="text1" w:themeTint="A6"/>
-      <w:kern w:val="2"/>
+      <w:i w:val="1"/>
+      <w:iCs w:val="1"/>
+      <w:color w:val="595959"/>
       <w:sz w:val="24"/>
       <w:szCs w:val="24"/>
-      <w:lang w:val="es-ES" w:eastAsia="en-US"/>
-      <w14:ligatures w14:val="standardContextual"/>
+    </w:rPr>
+  </w:style>
+  <w:style w:type="paragraph" w:styleId="Title">
+    <w:name w:val="Title"/>
+    <w:basedOn w:val="Normal"/>
+    <w:next w:val="Normal"/>
+    <w:pPr>
+      <w:spacing w:after="80" w:line="240" w:lineRule="auto"/>
+    </w:pPr>
+    <w:rPr>
+      <w:rFonts w:ascii="Play" w:cs="Play" w:eastAsia="Play" w:hAnsi="Play"/>
+      <w:sz w:val="56"/>
+      <w:szCs w:val="56"/>
     </w:rPr>
   </w:style>
   <w:style w:type="paragraph" w:styleId="Ttulo7">
@@ -1756,24 +1232,23 @@
     <w:next w:val="Normal"/>
     <w:link w:val="Ttulo7Car"/>
     <w:uiPriority w:val="9"/>
-    <w:semiHidden/>
-    <w:unhideWhenUsed/>
-    <w:qFormat/>
+    <w:semiHidden w:val="1"/>
+    <w:unhideWhenUsed w:val="1"/>
+    <w:qFormat w:val="1"/>
     <w:rsid w:val="00DF6A9A"/>
     <w:pPr>
-      <w:keepNext/>
-      <w:keepLines/>
-      <w:spacing w:before="40" w:after="0" w:line="278" w:lineRule="auto"/>
+      <w:keepNext w:val="1"/>
+      <w:keepLines w:val="1"/>
+      <w:spacing w:after="0" w:before="40" w:line="278" w:lineRule="auto"/>
       <w:outlineLvl w:val="6"/>
     </w:pPr>
     <w:rPr>
-      <w:rFonts w:eastAsiaTheme="majorEastAsia" w:cstheme="majorBidi"/>
-      <w:color w:val="595959" w:themeColor="text1" w:themeTint="A6"/>
+      <w:rFonts w:cstheme="majorBidi" w:eastAsiaTheme="majorEastAsia"/>
+      <w:color w:val="595959" w:themeColor="text1" w:themeTint="0000A6"/>
       <w:kern w:val="2"/>
       <w:sz w:val="24"/>
       <w:szCs w:val="24"/>
-      <w:lang w:val="es-ES" w:eastAsia="en-US"/>
-      <w14:ligatures w14:val="standardContextual"/>
+      <w:lang w:eastAsia="en-US" w:val="es-ES"/>
     </w:rPr>
   </w:style>
   <w:style w:type="paragraph" w:styleId="Ttulo8">
@@ -1782,26 +1257,25 @@
     <w:next w:val="Normal"/>
     <w:link w:val="Ttulo8Car"/>
     <w:uiPriority w:val="9"/>
-    <w:semiHidden/>
-    <w:unhideWhenUsed/>
-    <w:qFormat/>
+    <w:semiHidden w:val="1"/>
+    <w:unhideWhenUsed w:val="1"/>
+    <w:qFormat w:val="1"/>
     <w:rsid w:val="00DF6A9A"/>
     <w:pPr>
-      <w:keepNext/>
-      <w:keepLines/>
+      <w:keepNext w:val="1"/>
+      <w:keepLines w:val="1"/>
       <w:spacing w:after="0" w:line="278" w:lineRule="auto"/>
       <w:outlineLvl w:val="7"/>
     </w:pPr>
     <w:rPr>
-      <w:rFonts w:eastAsiaTheme="majorEastAsia" w:cstheme="majorBidi"/>
-      <w:i/>
-      <w:iCs/>
-      <w:color w:val="272727" w:themeColor="text1" w:themeTint="D8"/>
+      <w:rFonts w:cstheme="majorBidi" w:eastAsiaTheme="majorEastAsia"/>
+      <w:i w:val="1"/>
+      <w:iCs w:val="1"/>
+      <w:color w:val="272727" w:themeColor="text1" w:themeTint="0000D8"/>
       <w:kern w:val="2"/>
       <w:sz w:val="24"/>
       <w:szCs w:val="24"/>
-      <w:lang w:val="es-ES" w:eastAsia="en-US"/>
-      <w14:ligatures w14:val="standardContextual"/>
+      <w:lang w:eastAsia="en-US" w:val="es-ES"/>
     </w:rPr>
   </w:style>
   <w:style w:type="paragraph" w:styleId="Ttulo9">
@@ -1810,241 +1284,194 @@
     <w:next w:val="Normal"/>
     <w:link w:val="Ttulo9Car"/>
     <w:uiPriority w:val="9"/>
-    <w:semiHidden/>
-    <w:unhideWhenUsed/>
-    <w:qFormat/>
+    <w:semiHidden w:val="1"/>
+    <w:unhideWhenUsed w:val="1"/>
+    <w:qFormat w:val="1"/>
     <w:rsid w:val="00DF6A9A"/>
     <w:pPr>
-      <w:keepNext/>
-      <w:keepLines/>
+      <w:keepNext w:val="1"/>
+      <w:keepLines w:val="1"/>
       <w:spacing w:after="0" w:line="278" w:lineRule="auto"/>
       <w:outlineLvl w:val="8"/>
     </w:pPr>
     <w:rPr>
-      <w:rFonts w:eastAsiaTheme="majorEastAsia" w:cstheme="majorBidi"/>
-      <w:color w:val="272727" w:themeColor="text1" w:themeTint="D8"/>
+      <w:rFonts w:cstheme="majorBidi" w:eastAsiaTheme="majorEastAsia"/>
+      <w:color w:val="272727" w:themeColor="text1" w:themeTint="0000D8"/>
       <w:kern w:val="2"/>
       <w:sz w:val="24"/>
       <w:szCs w:val="24"/>
-      <w:lang w:val="es-ES" w:eastAsia="en-US"/>
-      <w14:ligatures w14:val="standardContextual"/>
+      <w:lang w:eastAsia="en-US" w:val="es-ES"/>
     </w:rPr>
   </w:style>
-  <w:style w:type="character" w:default="1" w:styleId="Fuentedeprrafopredeter">
+  <w:style w:type="character" w:styleId="Fuentedeprrafopredeter" w:default="1">
     <w:name w:val="Default Paragraph Font"/>
     <w:uiPriority w:val="1"/>
-    <w:unhideWhenUsed/>
-  </w:style>
-  <w:style w:type="table" w:default="1" w:styleId="Tablanormal">
+    <w:semiHidden w:val="1"/>
+    <w:unhideWhenUsed w:val="1"/>
+  </w:style>
+  <w:style w:type="table" w:styleId="Tablanormal" w:default="1">
     <w:name w:val="Normal Table"/>
     <w:uiPriority w:val="99"/>
-    <w:semiHidden/>
-    <w:unhideWhenUsed/>
+    <w:semiHidden w:val="1"/>
+    <w:unhideWhenUsed w:val="1"/>
     <w:tblPr>
-      <w:tblInd w:w="0" w:type="dxa"/>
+      <w:tblInd w:w="0.0" w:type="dxa"/>
       <w:tblCellMar>
-        <w:top w:w="0" w:type="dxa"/>
-        <w:left w:w="108" w:type="dxa"/>
-        <w:bottom w:w="0" w:type="dxa"/>
-        <w:right w:w="108" w:type="dxa"/>
+        <w:top w:w="0.0" w:type="dxa"/>
+        <w:left w:w="108.0" w:type="dxa"/>
+        <w:bottom w:w="0.0" w:type="dxa"/>
+        <w:right w:w="108.0" w:type="dxa"/>
       </w:tblCellMar>
     </w:tblPr>
   </w:style>
-  <w:style w:type="numbering" w:default="1" w:styleId="Sinlista">
+  <w:style w:type="numbering" w:styleId="Sinlista" w:default="1">
     <w:name w:val="No List"/>
     <w:uiPriority w:val="99"/>
-    <w:semiHidden/>
-    <w:unhideWhenUsed/>
-  </w:style>
-  <w:style w:type="character" w:customStyle="1" w:styleId="Ttulo1Car">
+    <w:semiHidden w:val="1"/>
+    <w:unhideWhenUsed w:val="1"/>
+  </w:style>
+  <w:style w:type="character" w:styleId="Ttulo1Car" w:customStyle="1">
     <w:name w:val="Título 1 Car"/>
     <w:basedOn w:val="Fuentedeprrafopredeter"/>
     <w:link w:val="Ttulo1"/>
     <w:uiPriority w:val="9"/>
     <w:rsid w:val="00DF6A9A"/>
     <w:rPr>
-      <w:rFonts w:asciiTheme="majorHAnsi" w:eastAsiaTheme="majorEastAsia" w:hAnsiTheme="majorHAnsi" w:cstheme="majorBidi"/>
-      <w:color w:val="0F4761" w:themeColor="accent1" w:themeShade="BF"/>
+      <w:rFonts w:asciiTheme="majorHAnsi" w:cstheme="majorBidi" w:eastAsiaTheme="majorEastAsia" w:hAnsiTheme="majorHAnsi"/>
+      <w:color w:val="0f4761" w:themeColor="accent1" w:themeShade="0000BF"/>
       <w:sz w:val="40"/>
       <w:szCs w:val="40"/>
     </w:rPr>
   </w:style>
-  <w:style w:type="character" w:customStyle="1" w:styleId="Ttulo2Car">
+  <w:style w:type="character" w:styleId="Ttulo2Car" w:customStyle="1">
     <w:name w:val="Título 2 Car"/>
     <w:basedOn w:val="Fuentedeprrafopredeter"/>
     <w:link w:val="Ttulo2"/>
     <w:uiPriority w:val="9"/>
-    <w:semiHidden/>
+    <w:semiHidden w:val="1"/>
     <w:rsid w:val="00DF6A9A"/>
     <w:rPr>
-      <w:rFonts w:asciiTheme="majorHAnsi" w:eastAsiaTheme="majorEastAsia" w:hAnsiTheme="majorHAnsi" w:cstheme="majorBidi"/>
-      <w:color w:val="0F4761" w:themeColor="accent1" w:themeShade="BF"/>
+      <w:rFonts w:asciiTheme="majorHAnsi" w:cstheme="majorBidi" w:eastAsiaTheme="majorEastAsia" w:hAnsiTheme="majorHAnsi"/>
+      <w:color w:val="0f4761" w:themeColor="accent1" w:themeShade="0000BF"/>
       <w:sz w:val="32"/>
       <w:szCs w:val="32"/>
     </w:rPr>
   </w:style>
-  <w:style w:type="character" w:customStyle="1" w:styleId="Ttulo3Car">
+  <w:style w:type="character" w:styleId="Ttulo3Car" w:customStyle="1">
     <w:name w:val="Título 3 Car"/>
     <w:basedOn w:val="Fuentedeprrafopredeter"/>
     <w:link w:val="Ttulo3"/>
     <w:uiPriority w:val="9"/>
-    <w:semiHidden/>
+    <w:semiHidden w:val="1"/>
     <w:rsid w:val="00DF6A9A"/>
     <w:rPr>
-      <w:rFonts w:eastAsiaTheme="majorEastAsia" w:cstheme="majorBidi"/>
-      <w:color w:val="0F4761" w:themeColor="accent1" w:themeShade="BF"/>
+      <w:rFonts w:cstheme="majorBidi" w:eastAsiaTheme="majorEastAsia"/>
+      <w:color w:val="0f4761" w:themeColor="accent1" w:themeShade="0000BF"/>
       <w:sz w:val="28"/>
       <w:szCs w:val="28"/>
     </w:rPr>
   </w:style>
-  <w:style w:type="character" w:customStyle="1" w:styleId="Ttulo4Car">
+  <w:style w:type="character" w:styleId="Ttulo4Car" w:customStyle="1">
     <w:name w:val="Título 4 Car"/>
     <w:basedOn w:val="Fuentedeprrafopredeter"/>
     <w:link w:val="Ttulo4"/>
     <w:uiPriority w:val="9"/>
-    <w:semiHidden/>
+    <w:semiHidden w:val="1"/>
     <w:rsid w:val="00DF6A9A"/>
     <w:rPr>
-      <w:rFonts w:eastAsiaTheme="majorEastAsia" w:cstheme="majorBidi"/>
-      <w:i/>
-      <w:iCs/>
-      <w:color w:val="0F4761" w:themeColor="accent1" w:themeShade="BF"/>
+      <w:rFonts w:cstheme="majorBidi" w:eastAsiaTheme="majorEastAsia"/>
+      <w:i w:val="1"/>
+      <w:iCs w:val="1"/>
+      <w:color w:val="0f4761" w:themeColor="accent1" w:themeShade="0000BF"/>
     </w:rPr>
   </w:style>
-  <w:style w:type="character" w:customStyle="1" w:styleId="Ttulo5Car">
+  <w:style w:type="character" w:styleId="Ttulo5Car" w:customStyle="1">
     <w:name w:val="Título 5 Car"/>
     <w:basedOn w:val="Fuentedeprrafopredeter"/>
     <w:link w:val="Ttulo5"/>
     <w:uiPriority w:val="9"/>
-    <w:semiHidden/>
+    <w:semiHidden w:val="1"/>
     <w:rsid w:val="00DF6A9A"/>
     <w:rPr>
-      <w:rFonts w:eastAsiaTheme="majorEastAsia" w:cstheme="majorBidi"/>
-      <w:color w:val="0F4761" w:themeColor="accent1" w:themeShade="BF"/>
+      <w:rFonts w:cstheme="majorBidi" w:eastAsiaTheme="majorEastAsia"/>
+      <w:color w:val="0f4761" w:themeColor="accent1" w:themeShade="0000BF"/>
     </w:rPr>
   </w:style>
-  <w:style w:type="character" w:customStyle="1" w:styleId="Ttulo6Car">
+  <w:style w:type="character" w:styleId="Ttulo6Car" w:customStyle="1">
     <w:name w:val="Título 6 Car"/>
     <w:basedOn w:val="Fuentedeprrafopredeter"/>
     <w:link w:val="Ttulo6"/>
     <w:uiPriority w:val="9"/>
-    <w:semiHidden/>
+    <w:semiHidden w:val="1"/>
     <w:rsid w:val="00DF6A9A"/>
     <w:rPr>
-      <w:rFonts w:eastAsiaTheme="majorEastAsia" w:cstheme="majorBidi"/>
-      <w:i/>
-      <w:iCs/>
-      <w:color w:val="595959" w:themeColor="text1" w:themeTint="A6"/>
+      <w:rFonts w:cstheme="majorBidi" w:eastAsiaTheme="majorEastAsia"/>
+      <w:i w:val="1"/>
+      <w:iCs w:val="1"/>
+      <w:color w:val="595959" w:themeColor="text1" w:themeTint="0000A6"/>
     </w:rPr>
   </w:style>
-  <w:style w:type="character" w:customStyle="1" w:styleId="Ttulo7Car">
+  <w:style w:type="character" w:styleId="Ttulo7Car" w:customStyle="1">
     <w:name w:val="Título 7 Car"/>
     <w:basedOn w:val="Fuentedeprrafopredeter"/>
     <w:link w:val="Ttulo7"/>
     <w:uiPriority w:val="9"/>
-    <w:semiHidden/>
+    <w:semiHidden w:val="1"/>
     <w:rsid w:val="00DF6A9A"/>
     <w:rPr>
-      <w:rFonts w:eastAsiaTheme="majorEastAsia" w:cstheme="majorBidi"/>
-      <w:color w:val="595959" w:themeColor="text1" w:themeTint="A6"/>
+      <w:rFonts w:cstheme="majorBidi" w:eastAsiaTheme="majorEastAsia"/>
+      <w:color w:val="595959" w:themeColor="text1" w:themeTint="0000A6"/>
     </w:rPr>
   </w:style>
-  <w:style w:type="character" w:customStyle="1" w:styleId="Ttulo8Car">
+  <w:style w:type="character" w:styleId="Ttulo8Car" w:customStyle="1">
     <w:name w:val="Título 8 Car"/>
     <w:basedOn w:val="Fuentedeprrafopredeter"/>
     <w:link w:val="Ttulo8"/>
     <w:uiPriority w:val="9"/>
-    <w:semiHidden/>
+    <w:semiHidden w:val="1"/>
     <w:rsid w:val="00DF6A9A"/>
     <w:rPr>
-      <w:rFonts w:eastAsiaTheme="majorEastAsia" w:cstheme="majorBidi"/>
-      <w:i/>
-      <w:iCs/>
-      <w:color w:val="272727" w:themeColor="text1" w:themeTint="D8"/>
+      <w:rFonts w:cstheme="majorBidi" w:eastAsiaTheme="majorEastAsia"/>
+      <w:i w:val="1"/>
+      <w:iCs w:val="1"/>
+      <w:color w:val="272727" w:themeColor="text1" w:themeTint="0000D8"/>
     </w:rPr>
   </w:style>
-  <w:style w:type="character" w:customStyle="1" w:styleId="Ttulo9Car">
+  <w:style w:type="character" w:styleId="Ttulo9Car" w:customStyle="1">
     <w:name w:val="Título 9 Car"/>
     <w:basedOn w:val="Fuentedeprrafopredeter"/>
     <w:link w:val="Ttulo9"/>
     <w:uiPriority w:val="9"/>
-    <w:semiHidden/>
+    <w:semiHidden w:val="1"/>
     <w:rsid w:val="00DF6A9A"/>
     <w:rPr>
-      <w:rFonts w:eastAsiaTheme="majorEastAsia" w:cstheme="majorBidi"/>
-      <w:color w:val="272727" w:themeColor="text1" w:themeTint="D8"/>
+      <w:rFonts w:cstheme="majorBidi" w:eastAsiaTheme="majorEastAsia"/>
+      <w:color w:val="272727" w:themeColor="text1" w:themeTint="0000D8"/>
     </w:rPr>
   </w:style>
-  <w:style w:type="paragraph" w:styleId="Ttulo">
-    <w:name w:val="Title"/>
-    <w:basedOn w:val="Normal"/>
-    <w:next w:val="Normal"/>
-    <w:link w:val="TtuloCar"/>
-    <w:uiPriority w:val="10"/>
-    <w:qFormat/>
-    <w:rsid w:val="00DF6A9A"/>
-    <w:pPr>
-      <w:spacing w:after="80" w:line="240" w:lineRule="auto"/>
-      <w:contextualSpacing/>
-    </w:pPr>
-    <w:rPr>
-      <w:rFonts w:asciiTheme="majorHAnsi" w:eastAsiaTheme="majorEastAsia" w:hAnsiTheme="majorHAnsi" w:cstheme="majorBidi"/>
-      <w:spacing w:val="-10"/>
-      <w:kern w:val="28"/>
-      <w:sz w:val="56"/>
-      <w:szCs w:val="56"/>
-      <w:lang w:val="es-ES" w:eastAsia="en-US"/>
-      <w14:ligatures w14:val="standardContextual"/>
-    </w:rPr>
-  </w:style>
-  <w:style w:type="character" w:customStyle="1" w:styleId="TtuloCar">
+  <w:style w:type="character" w:styleId="TtuloCar" w:customStyle="1">
     <w:name w:val="Título Car"/>
     <w:basedOn w:val="Fuentedeprrafopredeter"/>
     <w:link w:val="Ttulo"/>
     <w:uiPriority w:val="10"/>
     <w:rsid w:val="00DF6A9A"/>
     <w:rPr>
-      <w:rFonts w:asciiTheme="majorHAnsi" w:eastAsiaTheme="majorEastAsia" w:hAnsiTheme="majorHAnsi" w:cstheme="majorBidi"/>
+      <w:rFonts w:asciiTheme="majorHAnsi" w:cstheme="majorBidi" w:eastAsiaTheme="majorEastAsia" w:hAnsiTheme="majorHAnsi"/>
       <w:spacing w:val="-10"/>
       <w:kern w:val="28"/>
       <w:sz w:val="56"/>
       <w:szCs w:val="56"/>
     </w:rPr>
   </w:style>
-  <w:style w:type="paragraph" w:styleId="Subttulo">
-    <w:name w:val="Subtitle"/>
-    <w:basedOn w:val="Normal"/>
-    <w:next w:val="Normal"/>
-    <w:link w:val="SubttuloCar"/>
-    <w:uiPriority w:val="11"/>
-    <w:qFormat/>
-    <w:rsid w:val="00DF6A9A"/>
-    <w:pPr>
-      <w:numPr>
-        <w:ilvl w:val="1"/>
-      </w:numPr>
-      <w:spacing w:line="278" w:lineRule="auto"/>
-    </w:pPr>
-    <w:rPr>
-      <w:rFonts w:eastAsiaTheme="majorEastAsia" w:cstheme="majorBidi"/>
-      <w:color w:val="595959" w:themeColor="text1" w:themeTint="A6"/>
-      <w:spacing w:val="15"/>
-      <w:kern w:val="2"/>
-      <w:sz w:val="28"/>
-      <w:szCs w:val="28"/>
-      <w:lang w:val="es-ES" w:eastAsia="en-US"/>
-      <w14:ligatures w14:val="standardContextual"/>
-    </w:rPr>
-  </w:style>
-  <w:style w:type="character" w:customStyle="1" w:styleId="SubttuloCar">
+  <w:style w:type="character" w:styleId="SubttuloCar" w:customStyle="1">
     <w:name w:val="Subtítulo Car"/>
     <w:basedOn w:val="Fuentedeprrafopredeter"/>
     <w:link w:val="Subttulo"/>
     <w:uiPriority w:val="11"/>
     <w:rsid w:val="00DF6A9A"/>
     <w:rPr>
-      <w:rFonts w:eastAsiaTheme="majorEastAsia" w:cstheme="majorBidi"/>
-      <w:color w:val="595959" w:themeColor="text1" w:themeTint="A6"/>
+      <w:rFonts w:cstheme="majorBidi" w:eastAsiaTheme="majorEastAsia"/>
+      <w:color w:val="595959" w:themeColor="text1" w:themeTint="0000A6"/>
       <w:spacing w:val="15"/>
       <w:sz w:val="28"/>
       <w:szCs w:val="28"/>
@@ -2056,7 +1483,7 @@
     <w:next w:val="Normal"/>
     <w:link w:val="CitaCar"/>
     <w:uiPriority w:val="29"/>
-    <w:qFormat/>
+    <w:qFormat w:val="1"/>
     <w:rsid w:val="00DF6A9A"/>
     <w:pPr>
       <w:spacing w:before="160" w:line="278" w:lineRule="auto"/>
@@ -2064,58 +1491,56 @@
     </w:pPr>
     <w:rPr>
       <w:rFonts w:eastAsiaTheme="minorHAnsi"/>
-      <w:i/>
-      <w:iCs/>
-      <w:color w:val="404040" w:themeColor="text1" w:themeTint="BF"/>
+      <w:i w:val="1"/>
+      <w:iCs w:val="1"/>
+      <w:color w:val="404040" w:themeColor="text1" w:themeTint="0000BF"/>
       <w:kern w:val="2"/>
       <w:sz w:val="24"/>
       <w:szCs w:val="24"/>
-      <w:lang w:val="es-ES" w:eastAsia="en-US"/>
-      <w14:ligatures w14:val="standardContextual"/>
+      <w:lang w:eastAsia="en-US" w:val="es-ES"/>
     </w:rPr>
   </w:style>
-  <w:style w:type="character" w:customStyle="1" w:styleId="CitaCar">
+  <w:style w:type="character" w:styleId="CitaCar" w:customStyle="1">
     <w:name w:val="Cita Car"/>
     <w:basedOn w:val="Fuentedeprrafopredeter"/>
     <w:link w:val="Cita"/>
     <w:uiPriority w:val="29"/>
     <w:rsid w:val="00DF6A9A"/>
     <w:rPr>
-      <w:i/>
-      <w:iCs/>
-      <w:color w:val="404040" w:themeColor="text1" w:themeTint="BF"/>
+      <w:i w:val="1"/>
+      <w:iCs w:val="1"/>
+      <w:color w:val="404040" w:themeColor="text1" w:themeTint="0000BF"/>
     </w:rPr>
   </w:style>
   <w:style w:type="paragraph" w:styleId="Prrafodelista">
     <w:name w:val="List Paragraph"/>
     <w:basedOn w:val="Normal"/>
     <w:uiPriority w:val="34"/>
-    <w:qFormat/>
+    <w:qFormat w:val="1"/>
     <w:rsid w:val="00DF6A9A"/>
     <w:pPr>
       <w:spacing w:line="278" w:lineRule="auto"/>
       <w:ind w:left="720"/>
-      <w:contextualSpacing/>
+      <w:contextualSpacing w:val="1"/>
     </w:pPr>
     <w:rPr>
       <w:rFonts w:eastAsiaTheme="minorHAnsi"/>
       <w:kern w:val="2"/>
       <w:sz w:val="24"/>
       <w:szCs w:val="24"/>
-      <w:lang w:val="es-ES" w:eastAsia="en-US"/>
-      <w14:ligatures w14:val="standardContextual"/>
+      <w:lang w:eastAsia="en-US" w:val="es-ES"/>
     </w:rPr>
   </w:style>
   <w:style w:type="character" w:styleId="nfasisintenso">
     <w:name w:val="Intense Emphasis"/>
     <w:basedOn w:val="Fuentedeprrafopredeter"/>
     <w:uiPriority w:val="21"/>
-    <w:qFormat/>
+    <w:qFormat w:val="1"/>
     <w:rsid w:val="00DF6A9A"/>
     <w:rPr>
-      <w:i/>
-      <w:iCs/>
-      <w:color w:val="0F4761" w:themeColor="accent1" w:themeShade="BF"/>
+      <w:i w:val="1"/>
+      <w:iCs w:val="1"/>
+      <w:color w:val="0f4761" w:themeColor="accent1" w:themeShade="0000BF"/>
     </w:rPr>
   </w:style>
   <w:style w:type="paragraph" w:styleId="Citadestacada">
@@ -2124,52 +1549,51 @@
     <w:next w:val="Normal"/>
     <w:link w:val="CitadestacadaCar"/>
     <w:uiPriority w:val="30"/>
-    <w:qFormat/>
+    <w:qFormat w:val="1"/>
     <w:rsid w:val="00DF6A9A"/>
     <w:pPr>
       <w:pBdr>
-        <w:top w:val="single" w:sz="4" w:space="10" w:color="0F4761" w:themeColor="accent1" w:themeShade="BF"/>
-        <w:bottom w:val="single" w:sz="4" w:space="10" w:color="0F4761" w:themeColor="accent1" w:themeShade="BF"/>
+        <w:top w:color="0f4761" w:space="10" w:sz="4" w:themeColor="accent1" w:themeShade="0000BF" w:val="single"/>
+        <w:bottom w:color="0f4761" w:space="10" w:sz="4" w:themeColor="accent1" w:themeShade="0000BF" w:val="single"/>
       </w:pBdr>
-      <w:spacing w:before="360" w:after="360" w:line="278" w:lineRule="auto"/>
+      <w:spacing w:after="360" w:before="360" w:line="278" w:lineRule="auto"/>
       <w:ind w:left="864" w:right="864"/>
       <w:jc w:val="center"/>
     </w:pPr>
     <w:rPr>
       <w:rFonts w:eastAsiaTheme="minorHAnsi"/>
-      <w:i/>
-      <w:iCs/>
-      <w:color w:val="0F4761" w:themeColor="accent1" w:themeShade="BF"/>
+      <w:i w:val="1"/>
+      <w:iCs w:val="1"/>
+      <w:color w:val="0f4761" w:themeColor="accent1" w:themeShade="0000BF"/>
       <w:kern w:val="2"/>
       <w:sz w:val="24"/>
       <w:szCs w:val="24"/>
-      <w:lang w:val="es-ES" w:eastAsia="en-US"/>
-      <w14:ligatures w14:val="standardContextual"/>
+      <w:lang w:eastAsia="en-US" w:val="es-ES"/>
     </w:rPr>
   </w:style>
-  <w:style w:type="character" w:customStyle="1" w:styleId="CitadestacadaCar">
+  <w:style w:type="character" w:styleId="CitadestacadaCar" w:customStyle="1">
     <w:name w:val="Cita destacada Car"/>
     <w:basedOn w:val="Fuentedeprrafopredeter"/>
     <w:link w:val="Citadestacada"/>
     <w:uiPriority w:val="30"/>
     <w:rsid w:val="00DF6A9A"/>
     <w:rPr>
-      <w:i/>
-      <w:iCs/>
-      <w:color w:val="0F4761" w:themeColor="accent1" w:themeShade="BF"/>
+      <w:i w:val="1"/>
+      <w:iCs w:val="1"/>
+      <w:color w:val="0f4761" w:themeColor="accent1" w:themeShade="0000BF"/>
     </w:rPr>
   </w:style>
   <w:style w:type="character" w:styleId="Referenciaintensa">
     <w:name w:val="Intense Reference"/>
     <w:basedOn w:val="Fuentedeprrafopredeter"/>
     <w:uiPriority w:val="32"/>
-    <w:qFormat/>
+    <w:qFormat w:val="1"/>
     <w:rsid w:val="00DF6A9A"/>
     <w:rPr>
-      <w:b/>
-      <w:bCs/>
-      <w:smallCaps/>
-      <w:color w:val="0F4761" w:themeColor="accent1" w:themeShade="BF"/>
+      <w:b w:val="1"/>
+      <w:bCs w:val="1"/>
+      <w:smallCaps w:val="1"/>
+      <w:color w:val="0f4761" w:themeColor="accent1" w:themeShade="0000BF"/>
       <w:spacing w:val="5"/>
     </w:rPr>
   </w:style>
@@ -2178,7 +1602,7 @@
     <w:basedOn w:val="Normal"/>
     <w:link w:val="EncabezadoCar"/>
     <w:uiPriority w:val="99"/>
-    <w:unhideWhenUsed/>
+    <w:unhideWhenUsed w:val="1"/>
     <w:rsid w:val="00DF6A9A"/>
     <w:pPr>
       <w:tabs>
@@ -2192,11 +1616,10 @@
       <w:kern w:val="2"/>
       <w:sz w:val="24"/>
       <w:szCs w:val="24"/>
-      <w:lang w:val="es-ES" w:eastAsia="en-US"/>
-      <w14:ligatures w14:val="standardContextual"/>
+      <w:lang w:eastAsia="en-US" w:val="es-ES"/>
     </w:rPr>
   </w:style>
-  <w:style w:type="character" w:customStyle="1" w:styleId="EncabezadoCar">
+  <w:style w:type="character" w:styleId="EncabezadoCar" w:customStyle="1">
     <w:name w:val="Encabezado Car"/>
     <w:basedOn w:val="Fuentedeprrafopredeter"/>
     <w:link w:val="Encabezado"/>
@@ -2208,7 +1631,7 @@
     <w:basedOn w:val="Normal"/>
     <w:link w:val="PiedepginaCar"/>
     <w:uiPriority w:val="99"/>
-    <w:unhideWhenUsed/>
+    <w:unhideWhenUsed w:val="1"/>
     <w:rsid w:val="00DF6A9A"/>
     <w:pPr>
       <w:tabs>
@@ -2222,16 +1645,41 @@
       <w:kern w:val="2"/>
       <w:sz w:val="24"/>
       <w:szCs w:val="24"/>
-      <w:lang w:val="es-ES" w:eastAsia="en-US"/>
-      <w14:ligatures w14:val="standardContextual"/>
+      <w:lang w:eastAsia="en-US" w:val="es-ES"/>
     </w:rPr>
   </w:style>
-  <w:style w:type="character" w:customStyle="1" w:styleId="PiedepginaCar">
+  <w:style w:type="character" w:styleId="PiedepginaCar" w:customStyle="1">
     <w:name w:val="Pie de página Car"/>
     <w:basedOn w:val="Fuentedeprrafopredeter"/>
     <w:link w:val="Piedepgina"/>
     <w:uiPriority w:val="99"/>
     <w:rsid w:val="00DF6A9A"/>
+  </w:style>
+  <w:style w:type="paragraph" w:styleId="Subtitle">
+    <w:name w:val="Subtitle"/>
+    <w:basedOn w:val="Normal"/>
+    <w:next w:val="Normal"/>
+    <w:pPr>
+      <w:spacing w:line="278.00000000000006" w:lineRule="auto"/>
+    </w:pPr>
+    <w:rPr>
+      <w:color w:val="595959"/>
+      <w:sz w:val="28"/>
+      <w:szCs w:val="28"/>
+    </w:rPr>
+  </w:style>
+  <w:style w:type="table" w:styleId="Table1">
+    <w:basedOn w:val="TableNormal"/>
+    <w:tblPr>
+      <w:tblStyleRowBandSize w:val="1"/>
+      <w:tblStyleColBandSize w:val="1"/>
+      <w:tblCellMar>
+        <w:top w:w="15.0" w:type="dxa"/>
+        <w:left w:w="15.0" w:type="dxa"/>
+        <w:bottom w:w="15.0" w:type="dxa"/>
+        <w:right w:w="15.0" w:type="dxa"/>
+      </w:tblCellMar>
+    </w:tblPr>
   </w:style>
 </w:styles>
 </file>
@@ -3968,4 +3416,19 @@
     </a:ext>
   </a:extLst>
 </a:theme>
+</file>
+
+<file path=customXML/item1.xml><?xml version="1.0" encoding="utf-8"?>
+<go:gDocsCustomXmlDataStorage xmlns:go="http://customooxmlschemas.google.com/" xmlns:r="http://schemas.openxmlformats.org/officeDocument/2006/relationships" uri="GoogleDocsCustomDataVersion2">
+  <go:docsCustomData xmlns:go="http://customooxmlschemas.google.com/" roundtripDataSignature="AMtx7mg4lkYPyEwqUdd24N4zpd/8L8I0qw==">CgMxLjAaIwoBMBIeChwIB0IYCgRQbGF5EhBBcmlhbCBVbmljb2RlIE1TOAByITFwc1ZxRS1GeFVUbGV2M3R1UDBtdW96RDRwUHdaeG43cw==</go:docsCustomData>
+</go:gDocsCustomXmlDataStorage>
+</file>
+
+<file path=customXML/itemProps1.xml><?xml version="1.0" encoding="utf-8"?>
+<ds:datastoreItem xmlns:ds="http://schemas.openxmlformats.org/officeDocument/2006/customXml" ds:itemID="{11111111-1234-1234-1234-123412341234}">
+  <ds:schemaRefs>
+    <ds:schemaRef ds:uri="http://schemas.openxmlformats.org/officeDocument/2006/relationships"/>
+    <ds:schemaRef ds:uri="http://customooxmlschemas.google.com/"/>
+  </ds:schemaRefs>
+</ds:datastoreItem>
 </file>